--- a/media/F2111/form_template/dg/主要战技指标.docx
+++ b/media/F2111/form_template/dg/主要战技指标.docx
@@ -1,111 +1,7 @@
 
 <file path=word/document.xml><?xml version="1.0" encoding="utf-8"?>
-<w:document xmlns:wpc="http://schemas.microsoft.com/office/word/2010/wordprocessingCanvas" xmlns:cx="http://schemas.microsoft.com/office/drawing/2014/chartex" xmlns:cx1="http://schemas.microsoft.com/office/drawing/2015/9/8/chartex" xmlns:cx2="http://schemas.microsoft.com/office/drawing/2015/10/21/chartex" xmlns:cx3="http://schemas.microsoft.com/office/drawing/2016/5/9/chartex" xmlns:cx4="http://schemas.microsoft.com/office/drawing/2016/5/10/chartex" xmlns:cx5="http://schemas.microsoft.com/office/drawing/2016/5/11/chartex" xmlns:cx6="http://schemas.microsoft.com/office/drawing/2016/5/12/chartex" xmlns:cx7="http://schemas.microsoft.com/office/drawing/2016/5/13/chartex" xmlns:cx8="http://schemas.microsoft.com/office/drawing/2016/5/14/chartex" xmlns:mc="http://schemas.openxmlformats.org/markup-compatibility/2006" xmlns:aink="http://schemas.microsoft.com/office/drawing/2016/ink" xmlns:am3d="http://schemas.microsoft.com/office/drawing/2017/model3d" xmlns:o="urn:schemas-microsoft-com:office:office" xmlns:oel="http://schemas.microsoft.com/office/2019/extlst" xmlns:r="http://schemas.openxmlformats.org/officeDocument/2006/relationships" xmlns:m="http://schemas.openxmlformats.org/officeDocument/2006/math" xmlns:v="urn:schemas-microsoft-com:vml" xmlns:wp14="http://schemas.microsoft.com/office/word/2010/wordprocessingDrawing" xmlns:wp="http://schemas.openxmlformats.org/drawingml/2006/wordprocessingDrawing" xmlns:w10="urn:schemas-microsoft-com:office:word" xmlns:w="http://schemas.openxmlformats.org/wordprocessingml/2006/main" xmlns:w14="http://schemas.microsoft.com/office/word/2010/wordml" xmlns:w15="http://schemas.microsoft.com/office/word/2012/wordml" xmlns:w16cex="http://schemas.microsoft.com/office/word/2018/wordml/cex" xmlns:w16cid="http://schemas.microsoft.com/office/word/2016/wordml/cid" xmlns:w16="http://schemas.microsoft.com/office/word/2018/wordml" xmlns:w16sdtdh="http://schemas.microsoft.com/office/word/2020/wordml/sdtdatahash" xmlns:w16se="http://schemas.microsoft.com/office/word/2015/wordml/symex" xmlns:wpg="http://schemas.microsoft.com/office/word/2010/wordprocessingGroup" xmlns:wpi="http://schemas.microsoft.com/office/word/2010/wordprocessingInk" xmlns:wne="http://schemas.microsoft.com/office/word/2006/wordml" xmlns:wps="http://schemas.microsoft.com/office/word/2010/wordprocessingShape" mc:Ignorable="w14 w15 w16se w16cid w16 w16cex w16sdtdh wp14">
+<w:document xmlns:wpc="http://schemas.microsoft.com/office/word/2010/wordprocessingCanvas" xmlns:cx="http://schemas.microsoft.com/office/drawing/2014/chartex" xmlns:cx1="http://schemas.microsoft.com/office/drawing/2015/9/8/chartex" xmlns:cx2="http://schemas.microsoft.com/office/drawing/2015/10/21/chartex" xmlns:cx3="http://schemas.microsoft.com/office/drawing/2016/5/9/chartex" xmlns:cx4="http://schemas.microsoft.com/office/drawing/2016/5/10/chartex" xmlns:cx5="http://schemas.microsoft.com/office/drawing/2016/5/11/chartex" xmlns:cx6="http://schemas.microsoft.com/office/drawing/2016/5/12/chartex" xmlns:cx7="http://schemas.microsoft.com/office/drawing/2016/5/13/chartex" xmlns:cx8="http://schemas.microsoft.com/office/drawing/2016/5/14/chartex" xmlns:mc="http://schemas.openxmlformats.org/markup-compatibility/2006" xmlns:aink="http://schemas.microsoft.com/office/drawing/2016/ink" xmlns:am3d="http://schemas.microsoft.com/office/drawing/2017/model3d" xmlns:o="urn:schemas-microsoft-com:office:office" xmlns:oel="http://schemas.microsoft.com/office/2019/extlst" xmlns:r="http://schemas.openxmlformats.org/officeDocument/2006/relationships" xmlns:m="http://schemas.openxmlformats.org/officeDocument/2006/math" xmlns:v="urn:schemas-microsoft-com:vml" xmlns:wp14="http://schemas.microsoft.com/office/word/2010/wordprocessingDrawing" xmlns:wp="http://schemas.openxmlformats.org/drawingml/2006/wordprocessingDrawing" xmlns:w10="urn:schemas-microsoft-com:office:word" xmlns:w="http://schemas.openxmlformats.org/wordprocessingml/2006/main" xmlns:w14="http://schemas.microsoft.com/office/word/2010/wordml" xmlns:w15="http://schemas.microsoft.com/office/word/2012/wordml" xmlns:w16cex="http://schemas.microsoft.com/office/word/2018/wordml/cex" xmlns:w16cid="http://schemas.microsoft.com/office/word/2016/wordml/cid" xmlns:w16="http://schemas.microsoft.com/office/word/2018/wordml" xmlns:w16du="http://schemas.microsoft.com/office/word/2023/wordml/word16du" xmlns:w16sdtdh="http://schemas.microsoft.com/office/word/2020/wordml/sdtdatahash" xmlns:w16sdtfl="http://schemas.microsoft.com/office/word/2024/wordml/sdtformatlock" xmlns:w16se="http://schemas.microsoft.com/office/word/2015/wordml/symex" xmlns:wpg="http://schemas.microsoft.com/office/word/2010/wordprocessingGroup" xmlns:wpi="http://schemas.microsoft.com/office/word/2010/wordprocessingInk" xmlns:wne="http://schemas.microsoft.com/office/word/2006/wordml" xmlns:wps="http://schemas.microsoft.com/office/word/2010/wordprocessingShape" mc:Ignorable="w14 w15 w16se w16cid w16 w16cex w16sdtdh w16sdtfl w16du wp14">
   <w:body>
-    <w:p>
-      <w:r>
-        <w:rPr>
-          <w:rFonts w:hint="eastAsia"/>
-        </w:rPr>
-        <w:t>{</w:t>
-      </w:r>
-      <w:r>
-        <w:t>{%p if False %}}</w:t>
-      </w:r>
-    </w:p>
-    <w:p>
-      <w:r>
-        <w:rPr>
-          <w:rFonts w:hint="eastAsia"/>
-        </w:rPr>
-        <w:t>说明：</w:t>
-      </w:r>
-    </w:p>
-    <w:p>
-      <w:r>
-        <w:t>1.</w:t>
-      </w:r>
-      <w:r>
-        <w:rPr>
-          <w:rFonts w:hint="eastAsia"/>
-        </w:rPr>
-        <w:t>本文档用于鉴定测评或项目中包含研制总要求（中电下技术要求）文档，如果项目包含其中一个文档则生成该章节，否则不生成</w:t>
-      </w:r>
-    </w:p>
-    <w:p>
-      <w:r>
-        <w:rPr>
-          <w:rFonts w:hint="eastAsia"/>
-        </w:rPr>
-        <w:t>2</w:t>
-      </w:r>
-      <w:r>
-        <w:t>.</w:t>
-      </w:r>
-      <w:r>
-        <w:rPr>
-          <w:rFonts w:hint="eastAsia"/>
-        </w:rPr>
-        <w:t>研制总要求部分需求关联需求规格说明</w:t>
-      </w:r>
-    </w:p>
-    <w:p>
-      <w:r>
-        <w:rPr>
-          <w:rFonts w:hint="eastAsia"/>
-        </w:rPr>
-        <w:t>参数列表：</w:t>
-      </w:r>
-    </w:p>
-    <w:p>
-      <w:r>
-        <w:rPr>
-          <w:rFonts w:hint="eastAsia"/>
-        </w:rPr>
-        <w:t>d</w:t>
-      </w:r>
-      <w:r>
-        <w:t xml:space="preserve">ata_list – </w:t>
-      </w:r>
-      <w:r>
-        <w:rPr>
-          <w:rFonts w:hint="eastAsia"/>
-        </w:rPr>
-        <w:t>研总的设计需求，</w:t>
-      </w:r>
-      <w:r>
-        <w:rPr>
-          <w:rFonts w:hint="eastAsia"/>
-        </w:rPr>
-        <w:t>然后里面</w:t>
-      </w:r>
-      <w:r>
-        <w:rPr>
-          <w:rFonts w:hint="eastAsia"/>
-        </w:rPr>
-        <w:t>data</w:t>
-      </w:r>
-      <w:r>
-        <w:t>_list[‘testDemand’]</w:t>
-      </w:r>
-      <w:r>
-        <w:rPr>
-          <w:rFonts w:hint="eastAsia"/>
-        </w:rPr>
-        <w:t>为对应测试需求的设计需求</w:t>
-      </w:r>
-    </w:p>
-    <w:p>
-      <w:r>
-        <w:rPr>
-          <w:rFonts w:hint="eastAsia"/>
-        </w:rPr>
-        <w:t>{</w:t>
-      </w:r>
-      <w:r>
-        <w:t>{%p endif %}}</w:t>
-      </w:r>
-    </w:p>
     <w:p>
       <w:pPr>
         <w:widowControl/>
@@ -120,19 +16,41 @@
       </w:pPr>
       <w:r>
         <w:rPr>
+          <w:rFonts w:hint="eastAsia"/>
+          <w:color w:val="548DD4" w:themeColor="text2" w:themeTint="99"/>
           <w:sz w:val="24"/>
           <w:szCs w:val="24"/>
         </w:rPr>
-        <w:t>被测软件主要展示指标如下表所示：</w:t>
+        <w:t>xxx</w:t>
+      </w:r>
+      <w:r>
+        <w:rPr>
+          <w:rFonts w:hint="eastAsia"/>
+          <w:color w:val="548DD4" w:themeColor="text2" w:themeTint="99"/>
+          <w:sz w:val="24"/>
+          <w:szCs w:val="24"/>
+        </w:rPr>
+        <w:t>软件</w:t>
+      </w:r>
+      <w:r>
+        <w:rPr>
+          <w:rFonts w:hint="eastAsia"/>
+          <w:sz w:val="24"/>
+          <w:szCs w:val="24"/>
+        </w:rPr>
+        <w:t>主要功能要求如下表所示。</w:t>
       </w:r>
     </w:p>
     <w:p>
       <w:pPr>
+        <w:widowControl/>
         <w:spacing w:line="360" w:lineRule="auto"/>
         <w:jc w:val="center"/>
+        <w:textAlignment w:val="baseline"/>
         <w:rPr>
-          <w:rFonts w:eastAsia="黑体"/>
-          <w:szCs w:val="21"/>
+          <w:rFonts w:hint="eastAsia"/>
+          <w:sz w:val="24"/>
+          <w:szCs w:val="24"/>
         </w:rPr>
       </w:pPr>
       <w:r>
@@ -237,15 +155,31 @@
       </w:r>
       <w:r>
         <w:rPr>
-          <w:rFonts w:eastAsia="黑体"/>
+          <w:rFonts w:eastAsia="黑体" w:hint="eastAsia"/>
+          <w:color w:val="548DD4" w:themeColor="text2" w:themeTint="99"/>
           <w:szCs w:val="21"/>
         </w:rPr>
-        <w:t>被测软件战技指标</w:t>
+        <w:t>xxx</w:t>
+      </w:r>
+      <w:r>
+        <w:rPr>
+          <w:rFonts w:eastAsia="黑体" w:hint="eastAsia"/>
+          <w:color w:val="548DD4" w:themeColor="text2" w:themeTint="99"/>
+          <w:szCs w:val="21"/>
+        </w:rPr>
+        <w:t>软件</w:t>
+      </w:r>
+      <w:r>
+        <w:rPr>
+          <w:rFonts w:eastAsia="黑体" w:hint="eastAsia"/>
+          <w:szCs w:val="21"/>
+        </w:rPr>
+        <w:t>功能指标覆盖情况表</w:t>
       </w:r>
     </w:p>
     <w:tbl>
       <w:tblPr>
-        <w:tblW w:w="0" w:type="auto"/>
+        <w:tblW w:w="5000" w:type="pct"/>
         <w:tblBorders>
           <w:top w:val="single" w:sz="12" w:space="0" w:color="auto"/>
           <w:left w:val="single" w:sz="12" w:space="0" w:color="auto"/>
@@ -254,121 +188,847 @@
           <w:insideH w:val="single" w:sz="6" w:space="0" w:color="auto"/>
           <w:insideV w:val="single" w:sz="6" w:space="0" w:color="auto"/>
         </w:tblBorders>
-        <w:tblLayout w:type="fixed"/>
-        <w:tblLook w:val="01E0" w:firstRow="1" w:lastRow="1" w:firstColumn="1" w:lastColumn="1" w:noHBand="0" w:noVBand="0"/>
+        <w:tblLook w:val="0000" w:firstRow="0" w:lastRow="0" w:firstColumn="0" w:lastColumn="0" w:noHBand="0" w:noVBand="0"/>
       </w:tblPr>
       <w:tblGrid>
-        <w:gridCol w:w="490"/>
-        <w:gridCol w:w="1220"/>
-        <w:gridCol w:w="2519"/>
-        <w:gridCol w:w="1285"/>
-        <w:gridCol w:w="2551"/>
-        <w:gridCol w:w="975"/>
+        <w:gridCol w:w="2578"/>
+        <w:gridCol w:w="4052"/>
+        <w:gridCol w:w="2410"/>
       </w:tblGrid>
       <w:tr>
         <w:trPr>
-          <w:trHeight w:val="454"/>
-          <w:tblHeader/>
+          <w:trHeight w:val="340"/>
         </w:trPr>
         <w:tc>
           <w:tcPr>
-            <w:tcW w:w="490" w:type="dxa"/>
-            <w:shd w:val="clear" w:color="auto" w:fill="auto"/>
+            <w:tcW w:w="1426" w:type="pct"/>
+            <w:vAlign w:val="center"/>
+          </w:tcPr>
+          <w:p>
+            <w:pPr>
+              <w:tabs>
+                <w:tab w:val="left" w:pos="6706"/>
+              </w:tabs>
+              <w:jc w:val="center"/>
+              <w:rPr>
+                <w:rFonts w:eastAsia="黑体"/>
+                <w:szCs w:val="21"/>
+              </w:rPr>
+            </w:pPr>
+            <w:r>
+              <w:rPr>
+                <w:rFonts w:eastAsia="黑体"/>
+              </w:rPr>
+              <w:t>技术要求章节号</w:t>
+            </w:r>
+          </w:p>
+        </w:tc>
+        <w:tc>
+          <w:tcPr>
+            <w:tcW w:w="2241" w:type="pct"/>
+            <w:vAlign w:val="center"/>
+          </w:tcPr>
+          <w:p>
+            <w:pPr>
+              <w:tabs>
+                <w:tab w:val="left" w:pos="6706"/>
+              </w:tabs>
+              <w:jc w:val="center"/>
+              <w:rPr>
+                <w:rFonts w:eastAsia="黑体"/>
+                <w:szCs w:val="21"/>
+              </w:rPr>
+            </w:pPr>
+            <w:r>
+              <w:rPr>
+                <w:rFonts w:eastAsia="黑体"/>
+              </w:rPr>
+              <w:t>功能指标</w:t>
+            </w:r>
+          </w:p>
+        </w:tc>
+        <w:tc>
+          <w:tcPr>
+            <w:tcW w:w="1333" w:type="pct"/>
+            <w:vAlign w:val="center"/>
+          </w:tcPr>
+          <w:p>
+            <w:pPr>
+              <w:tabs>
+                <w:tab w:val="left" w:pos="6706"/>
+              </w:tabs>
+              <w:jc w:val="center"/>
+              <w:rPr>
+                <w:rFonts w:eastAsia="黑体"/>
+                <w:szCs w:val="21"/>
+              </w:rPr>
+            </w:pPr>
+            <w:r>
+              <w:rPr>
+                <w:rFonts w:eastAsia="黑体"/>
+              </w:rPr>
+              <w:t>鉴定测评覆盖情况</w:t>
+            </w:r>
+          </w:p>
+        </w:tc>
+      </w:tr>
+      <w:tr>
+        <w:trPr>
+          <w:trHeight w:val="340"/>
+        </w:trPr>
+        <w:tc>
+          <w:tcPr>
+            <w:tcW w:w="1426" w:type="pct"/>
             <w:vAlign w:val="center"/>
           </w:tcPr>
           <w:p>
             <w:pPr>
               <w:jc w:val="center"/>
               <w:rPr>
-                <w:rFonts w:eastAsia="黑体"/>
                 <w:szCs w:val="21"/>
               </w:rPr>
             </w:pPr>
             <w:r>
               <w:rPr>
-                <w:rFonts w:eastAsia="黑体"/>
-                <w:szCs w:val="21"/>
-              </w:rPr>
-              <w:t>序号</w:t>
+                <w:color w:val="548DD4" w:themeColor="text2" w:themeTint="99"/>
+              </w:rPr>
+              <w:t>《广域</w:t>
+            </w:r>
+            <w:r>
+              <w:rPr>
+                <w:color w:val="548DD4" w:themeColor="text2" w:themeTint="99"/>
+              </w:rPr>
+              <w:t>/</w:t>
+            </w:r>
+            <w:r>
+              <w:rPr>
+                <w:color w:val="548DD4" w:themeColor="text2" w:themeTint="99"/>
+              </w:rPr>
+              <w:t>精跟图像处理机接口管理</w:t>
+            </w:r>
+            <w:r>
+              <w:rPr>
+                <w:color w:val="548DD4" w:themeColor="text2" w:themeTint="99"/>
+              </w:rPr>
+              <w:t>FPGA</w:t>
+            </w:r>
+            <w:r>
+              <w:rPr>
+                <w:color w:val="548DD4" w:themeColor="text2" w:themeTint="99"/>
+              </w:rPr>
+              <w:t>软件任务书》第</w:t>
+            </w:r>
+            <w:r>
+              <w:rPr>
+                <w:color w:val="548DD4" w:themeColor="text2" w:themeTint="99"/>
+              </w:rPr>
+              <w:t>6.2.1</w:t>
+            </w:r>
+            <w:r>
+              <w:rPr>
+                <w:color w:val="548DD4" w:themeColor="text2" w:themeTint="99"/>
+              </w:rPr>
+              <w:tab/>
+            </w:r>
+            <w:r>
+              <w:rPr>
+                <w:color w:val="548DD4" w:themeColor="text2" w:themeTint="99"/>
+              </w:rPr>
+              <w:t>节复位功能、《广域</w:t>
+            </w:r>
+            <w:r>
+              <w:rPr>
+                <w:color w:val="548DD4" w:themeColor="text2" w:themeTint="99"/>
+              </w:rPr>
+              <w:t>/</w:t>
+            </w:r>
+            <w:r>
+              <w:rPr>
+                <w:color w:val="548DD4" w:themeColor="text2" w:themeTint="99"/>
+              </w:rPr>
+              <w:t>精跟图像处理机接口管理</w:t>
+            </w:r>
+            <w:r>
+              <w:rPr>
+                <w:color w:val="548DD4" w:themeColor="text2" w:themeTint="99"/>
+              </w:rPr>
+              <w:t>FPGA</w:t>
+            </w:r>
+            <w:r>
+              <w:rPr>
+                <w:color w:val="548DD4" w:themeColor="text2" w:themeTint="99"/>
+              </w:rPr>
+              <w:t>软件需求规格说明》第</w:t>
+            </w:r>
+            <w:r>
+              <w:rPr>
+                <w:color w:val="548DD4" w:themeColor="text2" w:themeTint="99"/>
+              </w:rPr>
+              <w:t>5.2.1</w:t>
+            </w:r>
+            <w:r>
+              <w:rPr>
+                <w:color w:val="548DD4" w:themeColor="text2" w:themeTint="99"/>
+              </w:rPr>
+              <w:t>节</w:t>
+            </w:r>
+            <w:r>
+              <w:rPr>
+                <w:color w:val="548DD4" w:themeColor="text2" w:themeTint="99"/>
+              </w:rPr>
+              <w:tab/>
+            </w:r>
+            <w:r>
+              <w:rPr>
+                <w:color w:val="548DD4" w:themeColor="text2" w:themeTint="99"/>
+              </w:rPr>
+              <w:t>复位功能</w:t>
             </w:r>
           </w:p>
         </w:tc>
         <w:tc>
           <w:tcPr>
-            <w:tcW w:w="1220" w:type="dxa"/>
+            <w:tcW w:w="2241" w:type="pct"/>
             <w:vAlign w:val="center"/>
           </w:tcPr>
           <w:p>
             <w:pPr>
               <w:jc w:val="center"/>
               <w:rPr>
-                <w:rFonts w:eastAsia="黑体"/>
                 <w:szCs w:val="21"/>
               </w:rPr>
             </w:pPr>
             <w:r>
               <w:rPr>
-                <w:rFonts w:eastAsia="黑体"/>
-                <w:szCs w:val="21"/>
-              </w:rPr>
-              <w:t>研制总要求</w:t>
+                <w:color w:val="548DD4" w:themeColor="text2" w:themeTint="99"/>
+              </w:rPr>
+              <w:t>FPGA</w:t>
+            </w:r>
+            <w:r>
+              <w:rPr>
+                <w:color w:val="548DD4" w:themeColor="text2" w:themeTint="99"/>
+              </w:rPr>
+              <w:t>设计两种复位模式，分别为硬件复位和软复位。硬件复位低电平有效，持续时间不低于</w:t>
+            </w:r>
+            <w:r>
+              <w:rPr>
+                <w:color w:val="548DD4" w:themeColor="text2" w:themeTint="99"/>
+              </w:rPr>
+              <w:t>100ms</w:t>
+            </w:r>
+            <w:r>
+              <w:rPr>
+                <w:color w:val="548DD4" w:themeColor="text2" w:themeTint="99"/>
+              </w:rPr>
+              <w:t>，复位整个</w:t>
+            </w:r>
+            <w:r>
+              <w:rPr>
+                <w:color w:val="548DD4" w:themeColor="text2" w:themeTint="99"/>
+              </w:rPr>
+              <w:t>FPGA</w:t>
+            </w:r>
+            <w:r>
+              <w:rPr>
+                <w:color w:val="548DD4" w:themeColor="text2" w:themeTint="99"/>
+              </w:rPr>
+              <w:t>，软件复位通过处理器写指令的方式复位除</w:t>
+            </w:r>
+            <w:r>
+              <w:rPr>
+                <w:color w:val="548DD4" w:themeColor="text2" w:themeTint="99"/>
+              </w:rPr>
+              <w:t>JTAG</w:t>
+            </w:r>
+            <w:r>
+              <w:rPr>
+                <w:color w:val="548DD4" w:themeColor="text2" w:themeTint="99"/>
+              </w:rPr>
+              <w:t>模块处理相关的模块外的所有</w:t>
+            </w:r>
+            <w:r>
+              <w:rPr>
+                <w:color w:val="548DD4" w:themeColor="text2" w:themeTint="99"/>
+              </w:rPr>
+              <w:t>FPGA</w:t>
+            </w:r>
+            <w:r>
+              <w:rPr>
+                <w:color w:val="548DD4" w:themeColor="text2" w:themeTint="99"/>
+              </w:rPr>
+              <w:t>功能模块</w:t>
             </w:r>
           </w:p>
         </w:tc>
         <w:tc>
           <w:tcPr>
-            <w:tcW w:w="2519" w:type="dxa"/>
-            <w:shd w:val="clear" w:color="auto" w:fill="auto"/>
+            <w:tcW w:w="1333" w:type="pct"/>
             <w:vAlign w:val="center"/>
           </w:tcPr>
           <w:p>
             <w:pPr>
               <w:jc w:val="center"/>
               <w:rPr>
-                <w:rFonts w:eastAsia="黑体"/>
-                <w:szCs w:val="21"/>
+                <w:szCs w:val="24"/>
               </w:rPr>
             </w:pPr>
             <w:r>
               <w:rPr>
-                <w:rFonts w:eastAsia="黑体"/>
+                <w:color w:val="548DD4" w:themeColor="text2" w:themeTint="99"/>
+              </w:rPr>
+              <w:t>对复位功能，进行全覆盖测试，包含</w:t>
+            </w:r>
+            <w:r>
+              <w:rPr>
+                <w:color w:val="548DD4" w:themeColor="text2" w:themeTint="99"/>
                 <w:szCs w:val="21"/>
               </w:rPr>
-              <w:t>主要战技指标</w:t>
+              <w:t>时钟信号生成功能、复位信号生成功能、复位功能、软复位寄存器读异常功能</w:t>
+            </w:r>
+            <w:r>
+              <w:rPr>
+                <w:color w:val="548DD4" w:themeColor="text2" w:themeTint="99"/>
+              </w:rPr>
+              <w:t>，验证所描述功能是否满足需求规格说明等文档的要求。</w:t>
+            </w:r>
+          </w:p>
+        </w:tc>
+      </w:tr>
+      <w:tr>
+        <w:trPr>
+          <w:trHeight w:val="340"/>
+        </w:trPr>
+        <w:tc>
+          <w:tcPr>
+            <w:tcW w:w="1426" w:type="pct"/>
+            <w:vAlign w:val="center"/>
+          </w:tcPr>
+          <w:p>
+            <w:pPr>
+              <w:jc w:val="center"/>
+              <w:rPr>
+                <w:color w:val="548DD4" w:themeColor="text2" w:themeTint="99"/>
+              </w:rPr>
+            </w:pPr>
+            <w:r>
+              <w:rPr>
+                <w:color w:val="548DD4" w:themeColor="text2" w:themeTint="99"/>
+              </w:rPr>
+              <w:t>《广域</w:t>
+            </w:r>
+            <w:r>
+              <w:rPr>
+                <w:color w:val="548DD4" w:themeColor="text2" w:themeTint="99"/>
+              </w:rPr>
+              <w:t>/</w:t>
+            </w:r>
+            <w:r>
+              <w:rPr>
+                <w:color w:val="548DD4" w:themeColor="text2" w:themeTint="99"/>
+              </w:rPr>
+              <w:t>精跟图像处理机接口管理</w:t>
+            </w:r>
+            <w:r>
+              <w:rPr>
+                <w:color w:val="548DD4" w:themeColor="text2" w:themeTint="99"/>
+              </w:rPr>
+              <w:t>FPGA</w:t>
+            </w:r>
+            <w:r>
+              <w:rPr>
+                <w:color w:val="548DD4" w:themeColor="text2" w:themeTint="99"/>
+              </w:rPr>
+              <w:t>软件任务书》第</w:t>
+            </w:r>
+            <w:r>
+              <w:rPr>
+                <w:color w:val="548DD4" w:themeColor="text2" w:themeTint="99"/>
+              </w:rPr>
+              <w:t>6.2.2</w:t>
+            </w:r>
+            <w:r>
+              <w:rPr>
+                <w:color w:val="548DD4" w:themeColor="text2" w:themeTint="99"/>
+              </w:rPr>
+              <w:tab/>
+            </w:r>
+            <w:r>
+              <w:rPr>
+                <w:color w:val="548DD4" w:themeColor="text2" w:themeTint="99"/>
+              </w:rPr>
+              <w:t>节地址译码功能、《广域</w:t>
+            </w:r>
+            <w:r>
+              <w:rPr>
+                <w:color w:val="548DD4" w:themeColor="text2" w:themeTint="99"/>
+              </w:rPr>
+              <w:t>/</w:t>
+            </w:r>
+            <w:r>
+              <w:rPr>
+                <w:color w:val="548DD4" w:themeColor="text2" w:themeTint="99"/>
+              </w:rPr>
+              <w:t>精跟图像处理机接口管理</w:t>
+            </w:r>
+            <w:r>
+              <w:rPr>
+                <w:color w:val="548DD4" w:themeColor="text2" w:themeTint="99"/>
+              </w:rPr>
+              <w:t>FPGA</w:t>
+            </w:r>
+            <w:r>
+              <w:rPr>
+                <w:color w:val="548DD4" w:themeColor="text2" w:themeTint="99"/>
+              </w:rPr>
+              <w:t>软件需求规格说明》第</w:t>
+            </w:r>
+            <w:r>
+              <w:rPr>
+                <w:color w:val="548DD4" w:themeColor="text2" w:themeTint="99"/>
+              </w:rPr>
+              <w:t>5.2.2</w:t>
+            </w:r>
+            <w:r>
+              <w:rPr>
+                <w:color w:val="548DD4" w:themeColor="text2" w:themeTint="99"/>
+              </w:rPr>
+              <w:tab/>
+            </w:r>
+            <w:r>
+              <w:rPr>
+                <w:color w:val="548DD4" w:themeColor="text2" w:themeTint="99"/>
+              </w:rPr>
+              <w:t>节地址译码功能</w:t>
             </w:r>
           </w:p>
         </w:tc>
         <w:tc>
           <w:tcPr>
-            <w:tcW w:w="1285" w:type="dxa"/>
+            <w:tcW w:w="2241" w:type="pct"/>
             <w:vAlign w:val="center"/>
           </w:tcPr>
           <w:p>
             <w:pPr>
               <w:jc w:val="center"/>
               <w:rPr>
-                <w:rFonts w:eastAsia="黑体"/>
-                <w:szCs w:val="21"/>
+                <w:color w:val="548DD4" w:themeColor="text2" w:themeTint="99"/>
               </w:rPr>
             </w:pPr>
             <w:r>
               <w:rPr>
-                <w:rFonts w:eastAsia="黑体"/>
-                <w:szCs w:val="21"/>
-              </w:rPr>
-              <w:t>系统规格说明</w:t>
+                <w:color w:val="548DD4" w:themeColor="text2" w:themeTint="99"/>
+              </w:rPr>
+              <w:t>LSMEU03Z</w:t>
+            </w:r>
+            <w:r>
+              <w:rPr>
+                <w:color w:val="548DD4" w:themeColor="text2" w:themeTint="99"/>
+              </w:rPr>
+              <w:t>对外共</w:t>
+            </w:r>
+            <w:r>
+              <w:rPr>
+                <w:color w:val="548DD4" w:themeColor="text2" w:themeTint="99"/>
+              </w:rPr>
+              <w:t>4</w:t>
+            </w:r>
+            <w:r>
+              <w:rPr>
+                <w:color w:val="548DD4" w:themeColor="text2" w:themeTint="99"/>
+              </w:rPr>
+              <w:t>个片选信号，全部分配给接口管理</w:t>
+            </w:r>
+            <w:r>
+              <w:rPr>
+                <w:color w:val="548DD4" w:themeColor="text2" w:themeTint="99"/>
+              </w:rPr>
+              <w:t>FPGA</w:t>
+            </w:r>
+            <w:r>
+              <w:rPr>
+                <w:color w:val="548DD4" w:themeColor="text2" w:themeTint="99"/>
+              </w:rPr>
+              <w:t>使用</w:t>
+            </w:r>
+            <w:r>
+              <w:rPr>
+                <w:color w:val="548DD4" w:themeColor="text2" w:themeTint="99"/>
+              </w:rPr>
+              <w:t>,FPGA</w:t>
+            </w:r>
+            <w:r>
+              <w:rPr>
+                <w:color w:val="548DD4" w:themeColor="text2" w:themeTint="99"/>
+              </w:rPr>
+              <w:t>根据实际需求划分地址空间，与处理器进行数据交互。</w:t>
             </w:r>
           </w:p>
         </w:tc>
         <w:tc>
           <w:tcPr>
-            <w:tcW w:w="2551" w:type="dxa"/>
+            <w:tcW w:w="1333" w:type="pct"/>
             <w:vAlign w:val="center"/>
           </w:tcPr>
           <w:p>
             <w:pPr>
               <w:jc w:val="center"/>
               <w:rPr>
+                <w:color w:val="548DD4" w:themeColor="text2" w:themeTint="99"/>
+              </w:rPr>
+            </w:pPr>
+            <w:r>
+              <w:rPr>
+                <w:color w:val="548DD4" w:themeColor="text2" w:themeTint="99"/>
+              </w:rPr>
+              <w:t>对地址译码功能，进行全覆盖测试，包含</w:t>
+            </w:r>
+            <w:r>
+              <w:rPr>
+                <w:color w:val="548DD4" w:themeColor="text2" w:themeTint="99"/>
+                <w:szCs w:val="21"/>
+              </w:rPr>
+              <w:t>地址与片选不匹配异常功能、读写及片选信号滤波功能、离散信号控制功能、地址译码异常功能、</w:t>
+            </w:r>
+            <w:r>
+              <w:rPr>
+                <w:iCs/>
+                <w:color w:val="548DD4" w:themeColor="text2" w:themeTint="99"/>
+                <w:spacing w:val="2"/>
+                <w:szCs w:val="21"/>
+                <w:lang w:bidi="en-US"/>
+              </w:rPr>
+              <w:t>地址译码正常功能、</w:t>
+            </w:r>
+            <w:r>
+              <w:rPr>
+                <w:color w:val="548DD4" w:themeColor="text2" w:themeTint="99"/>
+                <w:szCs w:val="21"/>
+              </w:rPr>
+              <w:t>寄存器读写异常功能</w:t>
+            </w:r>
+            <w:r>
+              <w:rPr>
+                <w:color w:val="548DD4" w:themeColor="text2" w:themeTint="99"/>
+              </w:rPr>
+              <w:t>，验证所描述功能是否满足需求规格说明等文档的要求。</w:t>
+            </w:r>
+          </w:p>
+        </w:tc>
+      </w:tr>
+      <w:tr>
+        <w:trPr>
+          <w:trHeight w:val="340"/>
+        </w:trPr>
+        <w:tc>
+          <w:tcPr>
+            <w:tcW w:w="1426" w:type="pct"/>
+            <w:vAlign w:val="center"/>
+          </w:tcPr>
+          <w:p>
+            <w:pPr>
+              <w:jc w:val="center"/>
+              <w:rPr>
+                <w:color w:val="548DD4" w:themeColor="text2" w:themeTint="99"/>
+              </w:rPr>
+            </w:pPr>
+          </w:p>
+        </w:tc>
+        <w:tc>
+          <w:tcPr>
+            <w:tcW w:w="2241" w:type="pct"/>
+            <w:vAlign w:val="center"/>
+          </w:tcPr>
+          <w:p>
+            <w:pPr>
+              <w:jc w:val="center"/>
+              <w:rPr>
+                <w:color w:val="548DD4" w:themeColor="text2" w:themeTint="99"/>
+              </w:rPr>
+            </w:pPr>
+          </w:p>
+        </w:tc>
+        <w:tc>
+          <w:tcPr>
+            <w:tcW w:w="1333" w:type="pct"/>
+            <w:vAlign w:val="center"/>
+          </w:tcPr>
+          <w:p>
+            <w:pPr>
+              <w:jc w:val="center"/>
+              <w:rPr>
+                <w:color w:val="548DD4" w:themeColor="text2" w:themeTint="99"/>
+              </w:rPr>
+            </w:pPr>
+          </w:p>
+        </w:tc>
+      </w:tr>
+      <w:tr>
+        <w:trPr>
+          <w:trHeight w:val="340"/>
+        </w:trPr>
+        <w:tc>
+          <w:tcPr>
+            <w:tcW w:w="1426" w:type="pct"/>
+            <w:vAlign w:val="center"/>
+          </w:tcPr>
+          <w:p>
+            <w:pPr>
+              <w:jc w:val="center"/>
+              <w:rPr>
+                <w:color w:val="548DD4" w:themeColor="text2" w:themeTint="99"/>
+              </w:rPr>
+            </w:pPr>
+          </w:p>
+        </w:tc>
+        <w:tc>
+          <w:tcPr>
+            <w:tcW w:w="2241" w:type="pct"/>
+            <w:vAlign w:val="center"/>
+          </w:tcPr>
+          <w:p>
+            <w:pPr>
+              <w:jc w:val="center"/>
+              <w:rPr>
+                <w:color w:val="548DD4" w:themeColor="text2" w:themeTint="99"/>
+              </w:rPr>
+            </w:pPr>
+          </w:p>
+        </w:tc>
+        <w:tc>
+          <w:tcPr>
+            <w:tcW w:w="1333" w:type="pct"/>
+            <w:vAlign w:val="center"/>
+          </w:tcPr>
+          <w:p>
+            <w:pPr>
+              <w:jc w:val="center"/>
+              <w:rPr>
+                <w:color w:val="548DD4" w:themeColor="text2" w:themeTint="99"/>
+              </w:rPr>
+            </w:pPr>
+          </w:p>
+        </w:tc>
+      </w:tr>
+    </w:tbl>
+    <w:p>
+      <w:pPr>
+        <w:widowControl/>
+        <w:spacing w:line="360" w:lineRule="auto"/>
+        <w:ind w:left="480"/>
+        <w:jc w:val="left"/>
+        <w:textAlignment w:val="baseline"/>
+        <w:rPr>
+          <w:rFonts w:hint="eastAsia"/>
+          <w:sz w:val="24"/>
+          <w:szCs w:val="24"/>
+        </w:rPr>
+      </w:pPr>
+    </w:p>
+    <w:p>
+      <w:pPr>
+        <w:widowControl/>
+        <w:spacing w:line="360" w:lineRule="auto"/>
+        <w:ind w:left="480"/>
+        <w:jc w:val="left"/>
+        <w:textAlignment w:val="baseline"/>
+        <w:rPr>
+          <w:sz w:val="24"/>
+          <w:szCs w:val="24"/>
+        </w:rPr>
+      </w:pPr>
+      <w:r>
+        <w:rPr>
+          <w:rFonts w:hint="eastAsia"/>
+          <w:color w:val="548DD4" w:themeColor="text2" w:themeTint="99"/>
+          <w:sz w:val="24"/>
+          <w:szCs w:val="24"/>
+        </w:rPr>
+        <w:t>xxx</w:t>
+      </w:r>
+      <w:r>
+        <w:rPr>
+          <w:rFonts w:hint="eastAsia"/>
+          <w:color w:val="548DD4" w:themeColor="text2" w:themeTint="99"/>
+          <w:sz w:val="24"/>
+          <w:szCs w:val="24"/>
+        </w:rPr>
+        <w:t>软件</w:t>
+      </w:r>
+      <w:r>
+        <w:rPr>
+          <w:rFonts w:hint="eastAsia"/>
+          <w:sz w:val="24"/>
+          <w:szCs w:val="24"/>
+        </w:rPr>
+        <w:t>主要性能要求如下表所示。</w:t>
+      </w:r>
+    </w:p>
+    <w:p>
+      <w:pPr>
+        <w:jc w:val="center"/>
+        <w:rPr>
+          <w:rFonts w:eastAsia="黑体"/>
+          <w:szCs w:val="21"/>
+        </w:rPr>
+      </w:pPr>
+      <w:r>
+        <w:rPr>
+          <w:rFonts w:eastAsia="黑体"/>
+          <w:szCs w:val="21"/>
+        </w:rPr>
+        <w:t>表</w:t>
+      </w:r>
+      <w:r>
+        <w:rPr>
+          <w:rFonts w:eastAsia="黑体"/>
+          <w:szCs w:val="21"/>
+        </w:rPr>
+        <w:fldChar w:fldCharType="begin"/>
+      </w:r>
+      <w:r>
+        <w:rPr>
+          <w:rFonts w:eastAsia="黑体"/>
+          <w:szCs w:val="21"/>
+        </w:rPr>
+        <w:instrText xml:space="preserve"> STYLEREF 1 \s </w:instrText>
+      </w:r>
+      <w:r>
+        <w:rPr>
+          <w:rFonts w:eastAsia="黑体"/>
+          <w:szCs w:val="21"/>
+        </w:rPr>
+        <w:fldChar w:fldCharType="separate"/>
+      </w:r>
+      <w:r>
+        <w:rPr>
+          <w:rFonts w:eastAsia="黑体"/>
+          <w:noProof/>
+          <w:szCs w:val="21"/>
+        </w:rPr>
+        <w:t>5</w:t>
+      </w:r>
+      <w:r>
+        <w:rPr>
+          <w:rFonts w:eastAsia="黑体"/>
+          <w:szCs w:val="21"/>
+        </w:rPr>
+        <w:fldChar w:fldCharType="end"/>
+      </w:r>
+      <w:r>
+        <w:rPr>
+          <w:rFonts w:eastAsia="黑体"/>
+          <w:szCs w:val="21"/>
+        </w:rPr>
+        <w:noBreakHyphen/>
+      </w:r>
+      <w:r>
+        <w:rPr>
+          <w:rFonts w:eastAsia="黑体"/>
+          <w:szCs w:val="21"/>
+        </w:rPr>
+        <w:fldChar w:fldCharType="begin"/>
+      </w:r>
+      <w:r>
+        <w:rPr>
+          <w:rFonts w:eastAsia="黑体"/>
+          <w:szCs w:val="21"/>
+        </w:rPr>
+        <w:instrText xml:space="preserve"> SEQ </w:instrText>
+      </w:r>
+      <w:r>
+        <w:rPr>
+          <w:rFonts w:eastAsia="黑体"/>
+          <w:szCs w:val="21"/>
+        </w:rPr>
+        <w:instrText>表</w:instrText>
+      </w:r>
+      <w:r>
+        <w:rPr>
+          <w:rFonts w:eastAsia="黑体"/>
+          <w:szCs w:val="21"/>
+        </w:rPr>
+        <w:instrText xml:space="preserve"> \* ARABIC \s 1 </w:instrText>
+      </w:r>
+      <w:r>
+        <w:rPr>
+          <w:rFonts w:eastAsia="黑体"/>
+          <w:szCs w:val="21"/>
+        </w:rPr>
+        <w:fldChar w:fldCharType="separate"/>
+      </w:r>
+      <w:r>
+        <w:rPr>
+          <w:rFonts w:eastAsia="黑体"/>
+          <w:noProof/>
+          <w:szCs w:val="21"/>
+        </w:rPr>
+        <w:t>3</w:t>
+      </w:r>
+      <w:r>
+        <w:rPr>
+          <w:rFonts w:eastAsia="黑体"/>
+          <w:szCs w:val="21"/>
+        </w:rPr>
+        <w:fldChar w:fldCharType="end"/>
+      </w:r>
+      <w:r>
+        <w:rPr>
+          <w:rFonts w:eastAsia="黑体" w:hint="eastAsia"/>
+          <w:color w:val="548DD4" w:themeColor="text2" w:themeTint="99"/>
+          <w:szCs w:val="21"/>
+        </w:rPr>
+        <w:t>xxx</w:t>
+      </w:r>
+      <w:r>
+        <w:rPr>
+          <w:rFonts w:eastAsia="黑体" w:hint="eastAsia"/>
+          <w:color w:val="548DD4" w:themeColor="text2" w:themeTint="99"/>
+          <w:szCs w:val="21"/>
+        </w:rPr>
+        <w:t>软件</w:t>
+      </w:r>
+      <w:r>
+        <w:rPr>
+          <w:rFonts w:eastAsia="黑体" w:hint="eastAsia"/>
+          <w:szCs w:val="21"/>
+        </w:rPr>
+        <w:t>性能指标覆盖情况表</w:t>
+      </w:r>
+    </w:p>
+    <w:tbl>
+      <w:tblPr>
+        <w:tblW w:w="5000" w:type="pct"/>
+        <w:tblBorders>
+          <w:top w:val="single" w:sz="12" w:space="0" w:color="auto"/>
+          <w:left w:val="single" w:sz="12" w:space="0" w:color="auto"/>
+          <w:bottom w:val="single" w:sz="12" w:space="0" w:color="auto"/>
+          <w:right w:val="single" w:sz="12" w:space="0" w:color="auto"/>
+          <w:insideH w:val="single" w:sz="6" w:space="0" w:color="auto"/>
+          <w:insideV w:val="single" w:sz="6" w:space="0" w:color="auto"/>
+        </w:tblBorders>
+        <w:tblLook w:val="0000" w:firstRow="0" w:lastRow="0" w:firstColumn="0" w:lastColumn="0" w:noHBand="0" w:noVBand="0"/>
+      </w:tblPr>
+      <w:tblGrid>
+        <w:gridCol w:w="2578"/>
+        <w:gridCol w:w="4052"/>
+        <w:gridCol w:w="2410"/>
+      </w:tblGrid>
+      <w:tr>
+        <w:trPr>
+          <w:trHeight w:val="340"/>
+        </w:trPr>
+        <w:tc>
+          <w:tcPr>
+            <w:tcW w:w="1426" w:type="pct"/>
+            <w:vAlign w:val="center"/>
+          </w:tcPr>
+          <w:p>
+            <w:pPr>
+              <w:tabs>
+                <w:tab w:val="left" w:pos="6706"/>
+              </w:tabs>
+              <w:jc w:val="center"/>
+              <w:rPr>
                 <w:rFonts w:eastAsia="黑体"/>
                 <w:szCs w:val="21"/>
               </w:rPr>
@@ -376,23 +1036,879 @@
             <w:r>
               <w:rPr>
                 <w:rFonts w:eastAsia="黑体"/>
-                <w:szCs w:val="21"/>
-              </w:rPr>
-              <w:t>系统规格说明指标</w:t>
+              </w:rPr>
+              <w:t>技术要求章节号</w:t>
             </w:r>
           </w:p>
         </w:tc>
         <w:tc>
           <w:tcPr>
-            <w:tcW w:w="975" w:type="dxa"/>
+            <w:tcW w:w="2241" w:type="pct"/>
+            <w:vAlign w:val="center"/>
+          </w:tcPr>
+          <w:p>
+            <w:pPr>
+              <w:tabs>
+                <w:tab w:val="left" w:pos="6706"/>
+              </w:tabs>
+              <w:jc w:val="center"/>
+              <w:rPr>
+                <w:rFonts w:eastAsia="黑体"/>
+                <w:szCs w:val="21"/>
+              </w:rPr>
+            </w:pPr>
+            <w:r>
+              <w:rPr>
+                <w:rFonts w:eastAsia="黑体"/>
+              </w:rPr>
+              <w:t>性能指标</w:t>
+            </w:r>
+          </w:p>
+        </w:tc>
+        <w:tc>
+          <w:tcPr>
+            <w:tcW w:w="1333" w:type="pct"/>
+            <w:vAlign w:val="center"/>
+          </w:tcPr>
+          <w:p>
+            <w:pPr>
+              <w:tabs>
+                <w:tab w:val="left" w:pos="6706"/>
+              </w:tabs>
+              <w:jc w:val="center"/>
+              <w:rPr>
+                <w:rFonts w:eastAsia="黑体"/>
+                <w:szCs w:val="21"/>
+              </w:rPr>
+            </w:pPr>
+            <w:r>
+              <w:rPr>
+                <w:rFonts w:eastAsia="黑体"/>
+              </w:rPr>
+              <w:t>鉴定测评覆盖情况</w:t>
+            </w:r>
+          </w:p>
+        </w:tc>
+      </w:tr>
+      <w:tr>
+        <w:trPr>
+          <w:trHeight w:val="340"/>
+        </w:trPr>
+        <w:tc>
+          <w:tcPr>
+            <w:tcW w:w="1426" w:type="pct"/>
+            <w:vMerge w:val="restart"/>
+            <w:vAlign w:val="center"/>
+          </w:tcPr>
+          <w:p>
+            <w:pPr>
+              <w:adjustRightInd w:val="0"/>
+              <w:snapToGrid w:val="0"/>
+              <w:rPr>
+                <w:color w:val="548DD4" w:themeColor="text2" w:themeTint="99"/>
+              </w:rPr>
+            </w:pPr>
+            <w:r>
+              <w:rPr>
+                <w:color w:val="548DD4" w:themeColor="text2" w:themeTint="99"/>
+              </w:rPr>
+              <w:t>《</w:t>
+            </w:r>
+            <w:r>
+              <w:rPr>
+                <w:color w:val="548DD4" w:themeColor="text2" w:themeTint="99"/>
+                <w:szCs w:val="24"/>
+              </w:rPr>
+              <w:t>广域</w:t>
+            </w:r>
+            <w:r>
+              <w:rPr>
+                <w:color w:val="548DD4" w:themeColor="text2" w:themeTint="99"/>
+                <w:szCs w:val="24"/>
+              </w:rPr>
+              <w:t>/</w:t>
+            </w:r>
+            <w:r>
+              <w:rPr>
+                <w:color w:val="548DD4" w:themeColor="text2" w:themeTint="99"/>
+                <w:szCs w:val="24"/>
+              </w:rPr>
+              <w:t>精跟图像处理机接口管理</w:t>
+            </w:r>
+            <w:r>
+              <w:rPr>
+                <w:color w:val="548DD4" w:themeColor="text2" w:themeTint="99"/>
+                <w:szCs w:val="24"/>
+              </w:rPr>
+              <w:t>FPGA</w:t>
+            </w:r>
+            <w:r>
+              <w:rPr>
+                <w:color w:val="548DD4" w:themeColor="text2" w:themeTint="99"/>
+                <w:szCs w:val="24"/>
+              </w:rPr>
+              <w:t>软件任务书</w:t>
+            </w:r>
+            <w:r>
+              <w:rPr>
+                <w:color w:val="548DD4" w:themeColor="text2" w:themeTint="99"/>
+              </w:rPr>
+              <w:t>》第</w:t>
+            </w:r>
+            <w:r>
+              <w:rPr>
+                <w:color w:val="548DD4" w:themeColor="text2" w:themeTint="99"/>
+              </w:rPr>
+              <w:t>6.2</w:t>
+            </w:r>
+            <w:r>
+              <w:rPr>
+                <w:color w:val="548DD4" w:themeColor="text2" w:themeTint="99"/>
+              </w:rPr>
+              <w:t>节性能</w:t>
+            </w:r>
+          </w:p>
+          <w:p>
+            <w:pPr>
+              <w:jc w:val="center"/>
+              <w:rPr>
+                <w:szCs w:val="21"/>
+              </w:rPr>
+            </w:pPr>
+            <w:r>
+              <w:rPr>
+                <w:color w:val="548DD4" w:themeColor="text2" w:themeTint="99"/>
+              </w:rPr>
+              <w:t>《</w:t>
+            </w:r>
+            <w:r>
+              <w:rPr>
+                <w:color w:val="548DD4" w:themeColor="text2" w:themeTint="99"/>
+                <w:szCs w:val="24"/>
+              </w:rPr>
+              <w:t>广域</w:t>
+            </w:r>
+            <w:r>
+              <w:rPr>
+                <w:color w:val="548DD4" w:themeColor="text2" w:themeTint="99"/>
+                <w:szCs w:val="24"/>
+              </w:rPr>
+              <w:t>/</w:t>
+            </w:r>
+            <w:r>
+              <w:rPr>
+                <w:color w:val="548DD4" w:themeColor="text2" w:themeTint="99"/>
+                <w:szCs w:val="24"/>
+              </w:rPr>
+              <w:t>精跟图像处理机接口管理</w:t>
+            </w:r>
+            <w:r>
+              <w:rPr>
+                <w:color w:val="548DD4" w:themeColor="text2" w:themeTint="99"/>
+                <w:szCs w:val="24"/>
+              </w:rPr>
+              <w:t>FPGA</w:t>
+            </w:r>
+            <w:r>
+              <w:rPr>
+                <w:color w:val="548DD4" w:themeColor="text2" w:themeTint="99"/>
+                <w:szCs w:val="24"/>
+              </w:rPr>
+              <w:t>软件需求规格说明</w:t>
+            </w:r>
+            <w:r>
+              <w:rPr>
+                <w:color w:val="548DD4" w:themeColor="text2" w:themeTint="99"/>
+              </w:rPr>
+              <w:t>》第</w:t>
+            </w:r>
+            <w:r>
+              <w:rPr>
+                <w:color w:val="548DD4" w:themeColor="text2" w:themeTint="99"/>
+              </w:rPr>
+              <w:t>5.3</w:t>
+            </w:r>
+            <w:r>
+              <w:rPr>
+                <w:color w:val="548DD4" w:themeColor="text2" w:themeTint="99"/>
+              </w:rPr>
+              <w:t>节性能需求</w:t>
+            </w:r>
+          </w:p>
+        </w:tc>
+        <w:tc>
+          <w:tcPr>
+            <w:tcW w:w="2241" w:type="pct"/>
             <w:vAlign w:val="center"/>
           </w:tcPr>
           <w:p>
             <w:pPr>
               <w:jc w:val="center"/>
               <w:rPr>
+                <w:szCs w:val="21"/>
+              </w:rPr>
+            </w:pPr>
+            <w:r>
+              <w:rPr>
+                <w:color w:val="548DD4" w:themeColor="text2" w:themeTint="99"/>
+              </w:rPr>
+              <w:t>2711</w:t>
+            </w:r>
+            <w:r>
+              <w:rPr>
+                <w:color w:val="548DD4" w:themeColor="text2" w:themeTint="99"/>
+              </w:rPr>
+              <w:t>通讯速率：</w:t>
+            </w:r>
+            <w:r>
+              <w:rPr>
+                <w:color w:val="548DD4" w:themeColor="text2" w:themeTint="99"/>
+              </w:rPr>
+              <w:t>2711</w:t>
+            </w:r>
+            <w:r>
+              <w:rPr>
+                <w:color w:val="548DD4" w:themeColor="text2" w:themeTint="99"/>
+              </w:rPr>
+              <w:t>采用</w:t>
+            </w:r>
+            <w:r>
+              <w:rPr>
+                <w:color w:val="548DD4" w:themeColor="text2" w:themeTint="99"/>
+              </w:rPr>
+              <w:t>100MHz</w:t>
+            </w:r>
+            <w:r>
+              <w:rPr>
+                <w:color w:val="548DD4" w:themeColor="text2" w:themeTint="99"/>
+              </w:rPr>
+              <w:t>晶振，线上速率</w:t>
+            </w:r>
+            <w:r>
+              <w:rPr>
+                <w:color w:val="548DD4" w:themeColor="text2" w:themeTint="99"/>
+              </w:rPr>
+              <w:t>2Gbps</w:t>
+            </w:r>
+          </w:p>
+        </w:tc>
+        <w:tc>
+          <w:tcPr>
+            <w:tcW w:w="1333" w:type="pct"/>
+            <w:vAlign w:val="center"/>
+          </w:tcPr>
+          <w:p>
+            <w:pPr>
+              <w:jc w:val="center"/>
+              <w:rPr>
+                <w:szCs w:val="24"/>
+              </w:rPr>
+            </w:pPr>
+            <w:r>
+              <w:rPr>
+                <w:color w:val="548DD4" w:themeColor="text2" w:themeTint="99"/>
+              </w:rPr>
+              <w:t>通过</w:t>
+            </w:r>
+            <w:r>
+              <w:rPr>
+                <w:color w:val="548DD4" w:themeColor="text2" w:themeTint="99"/>
+              </w:rPr>
+              <w:t>2711</w:t>
+            </w:r>
+            <w:r>
+              <w:rPr>
+                <w:color w:val="548DD4" w:themeColor="text2" w:themeTint="99"/>
+              </w:rPr>
+              <w:t>通讯速率能测试项覆盖</w:t>
+            </w:r>
+          </w:p>
+        </w:tc>
+      </w:tr>
+      <w:tr>
+        <w:trPr>
+          <w:trHeight w:val="340"/>
+        </w:trPr>
+        <w:tc>
+          <w:tcPr>
+            <w:tcW w:w="1426" w:type="pct"/>
+            <w:vMerge/>
+            <w:vAlign w:val="center"/>
+          </w:tcPr>
+          <w:p>
+            <w:pPr>
+              <w:jc w:val="center"/>
+              <w:rPr>
+                <w:color w:val="548DD4" w:themeColor="text2" w:themeTint="99"/>
+              </w:rPr>
+            </w:pPr>
+          </w:p>
+        </w:tc>
+        <w:tc>
+          <w:tcPr>
+            <w:tcW w:w="2241" w:type="pct"/>
+            <w:vAlign w:val="center"/>
+          </w:tcPr>
+          <w:p>
+            <w:pPr>
+              <w:jc w:val="center"/>
+              <w:rPr>
+                <w:color w:val="548DD4" w:themeColor="text2" w:themeTint="99"/>
+              </w:rPr>
+            </w:pPr>
+            <w:r>
+              <w:rPr>
+                <w:color w:val="548DD4" w:themeColor="text2" w:themeTint="99"/>
+              </w:rPr>
+              <w:t>LVDS</w:t>
+            </w:r>
+            <w:r>
+              <w:rPr>
+                <w:color w:val="548DD4" w:themeColor="text2" w:themeTint="99"/>
+              </w:rPr>
+              <w:t>发送要求不低于</w:t>
+            </w:r>
+            <w:r>
+              <w:rPr>
+                <w:color w:val="548DD4" w:themeColor="text2" w:themeTint="99"/>
+              </w:rPr>
+              <w:t>75Mbps</w:t>
+            </w:r>
+            <w:r>
+              <w:rPr>
+                <w:color w:val="548DD4" w:themeColor="text2" w:themeTint="99"/>
+              </w:rPr>
+              <w:t>，</w:t>
+            </w:r>
+            <w:r>
+              <w:rPr>
+                <w:color w:val="548DD4" w:themeColor="text2" w:themeTint="99"/>
+              </w:rPr>
+              <w:t>FPGA</w:t>
+            </w:r>
+            <w:r>
+              <w:rPr>
+                <w:color w:val="548DD4" w:themeColor="text2" w:themeTint="99"/>
+              </w:rPr>
+              <w:t>设计为</w:t>
+            </w:r>
+            <w:r>
+              <w:rPr>
+                <w:color w:val="548DD4" w:themeColor="text2" w:themeTint="99"/>
+              </w:rPr>
+              <w:t>80Mbps</w:t>
+            </w:r>
+          </w:p>
+        </w:tc>
+        <w:tc>
+          <w:tcPr>
+            <w:tcW w:w="1333" w:type="pct"/>
+            <w:vAlign w:val="center"/>
+          </w:tcPr>
+          <w:p>
+            <w:pPr>
+              <w:jc w:val="center"/>
+              <w:rPr>
+                <w:color w:val="548DD4" w:themeColor="text2" w:themeTint="99"/>
+              </w:rPr>
+            </w:pPr>
+            <w:r>
+              <w:rPr>
+                <w:color w:val="548DD4" w:themeColor="text2" w:themeTint="99"/>
+              </w:rPr>
+              <w:t>通过</w:t>
+            </w:r>
+            <w:r>
+              <w:rPr>
+                <w:color w:val="548DD4" w:themeColor="text2" w:themeTint="99"/>
+              </w:rPr>
+              <w:t>LVDS</w:t>
+            </w:r>
+            <w:r>
+              <w:rPr>
+                <w:color w:val="548DD4" w:themeColor="text2" w:themeTint="99"/>
+              </w:rPr>
+              <w:t>发送速率性能测试项覆盖</w:t>
+            </w:r>
+          </w:p>
+        </w:tc>
+      </w:tr>
+      <w:tr>
+        <w:trPr>
+          <w:trHeight w:val="340"/>
+        </w:trPr>
+        <w:tc>
+          <w:tcPr>
+            <w:tcW w:w="1426" w:type="pct"/>
+            <w:vMerge/>
+            <w:vAlign w:val="center"/>
+          </w:tcPr>
+          <w:p>
+            <w:pPr>
+              <w:jc w:val="center"/>
+              <w:rPr>
+                <w:color w:val="548DD4" w:themeColor="text2" w:themeTint="99"/>
+              </w:rPr>
+            </w:pPr>
+          </w:p>
+        </w:tc>
+        <w:tc>
+          <w:tcPr>
+            <w:tcW w:w="2241" w:type="pct"/>
+            <w:vAlign w:val="center"/>
+          </w:tcPr>
+          <w:p>
+            <w:pPr>
+              <w:jc w:val="center"/>
+              <w:rPr>
+                <w:color w:val="548DD4" w:themeColor="text2" w:themeTint="99"/>
+              </w:rPr>
+            </w:pPr>
+            <w:r>
+              <w:rPr>
+                <w:color w:val="548DD4" w:themeColor="text2" w:themeTint="99"/>
+              </w:rPr>
+              <w:t>正脉冲指令时间为</w:t>
+            </w:r>
+            <w:r>
+              <w:rPr>
+                <w:color w:val="548DD4" w:themeColor="text2" w:themeTint="99"/>
+              </w:rPr>
+              <w:t>160ms±10ms</w:t>
+            </w:r>
+          </w:p>
+        </w:tc>
+        <w:tc>
+          <w:tcPr>
+            <w:tcW w:w="1333" w:type="pct"/>
+            <w:vAlign w:val="center"/>
+          </w:tcPr>
+          <w:p>
+            <w:pPr>
+              <w:jc w:val="center"/>
+              <w:rPr>
+                <w:color w:val="548DD4" w:themeColor="text2" w:themeTint="99"/>
+              </w:rPr>
+            </w:pPr>
+            <w:r>
+              <w:rPr>
+                <w:color w:val="548DD4" w:themeColor="text2" w:themeTint="99"/>
+              </w:rPr>
+              <w:t>通过正脉冲指令时间性能测试项覆盖</w:t>
+            </w:r>
+          </w:p>
+        </w:tc>
+      </w:tr>
+      <w:tr>
+        <w:trPr>
+          <w:trHeight w:val="340"/>
+        </w:trPr>
+        <w:tc>
+          <w:tcPr>
+            <w:tcW w:w="1426" w:type="pct"/>
+            <w:vMerge/>
+            <w:vAlign w:val="center"/>
+          </w:tcPr>
+          <w:p>
+            <w:pPr>
+              <w:jc w:val="center"/>
+              <w:rPr>
+                <w:color w:val="548DD4" w:themeColor="text2" w:themeTint="99"/>
+              </w:rPr>
+            </w:pPr>
+          </w:p>
+        </w:tc>
+        <w:tc>
+          <w:tcPr>
+            <w:tcW w:w="2241" w:type="pct"/>
+            <w:vAlign w:val="center"/>
+          </w:tcPr>
+          <w:p>
+            <w:pPr>
+              <w:jc w:val="center"/>
+              <w:rPr>
+                <w:color w:val="548DD4" w:themeColor="text2" w:themeTint="99"/>
+              </w:rPr>
+            </w:pPr>
+            <w:r>
+              <w:rPr>
+                <w:color w:val="548DD4" w:themeColor="text2" w:themeTint="99"/>
+              </w:rPr>
+              <w:t>串口波特率</w:t>
+            </w:r>
+            <w:r>
+              <w:rPr>
+                <w:color w:val="548DD4" w:themeColor="text2" w:themeTint="99"/>
+              </w:rPr>
+              <w:t>115200bps</w:t>
+            </w:r>
+            <w:r>
+              <w:rPr>
+                <w:color w:val="548DD4" w:themeColor="text2" w:themeTint="99"/>
+              </w:rPr>
+              <w:sym w:font="Symbol" w:char="F0B1"/>
+            </w:r>
+            <w:r>
+              <w:rPr>
+                <w:color w:val="548DD4" w:themeColor="text2" w:themeTint="99"/>
+              </w:rPr>
+              <w:t>0.5%</w:t>
+            </w:r>
+          </w:p>
+        </w:tc>
+        <w:tc>
+          <w:tcPr>
+            <w:tcW w:w="1333" w:type="pct"/>
+            <w:vAlign w:val="center"/>
+          </w:tcPr>
+          <w:p>
+            <w:pPr>
+              <w:jc w:val="center"/>
+              <w:rPr>
+                <w:color w:val="548DD4" w:themeColor="text2" w:themeTint="99"/>
+              </w:rPr>
+            </w:pPr>
+            <w:r>
+              <w:rPr>
+                <w:color w:val="548DD4" w:themeColor="text2" w:themeTint="99"/>
+              </w:rPr>
+              <w:t>通过串口波特率性能测试项覆盖</w:t>
+            </w:r>
+          </w:p>
+        </w:tc>
+      </w:tr>
+    </w:tbl>
+    <w:p>
+      <w:pPr>
+        <w:rPr>
+          <w:rFonts w:eastAsia="黑体" w:hint="eastAsia"/>
+          <w:szCs w:val="21"/>
+        </w:rPr>
+      </w:pPr>
+    </w:p>
+    <w:p>
+      <w:pPr>
+        <w:widowControl/>
+        <w:spacing w:line="360" w:lineRule="auto"/>
+        <w:ind w:left="480"/>
+        <w:jc w:val="left"/>
+        <w:textAlignment w:val="baseline"/>
+        <w:rPr>
+          <w:sz w:val="24"/>
+          <w:szCs w:val="24"/>
+        </w:rPr>
+      </w:pPr>
+      <w:r>
+        <w:rPr>
+          <w:rFonts w:hint="eastAsia"/>
+          <w:color w:val="548DD4" w:themeColor="text2" w:themeTint="99"/>
+          <w:sz w:val="24"/>
+          <w:szCs w:val="24"/>
+        </w:rPr>
+        <w:t>xxx</w:t>
+      </w:r>
+      <w:r>
+        <w:rPr>
+          <w:rFonts w:hint="eastAsia"/>
+          <w:color w:val="548DD4" w:themeColor="text2" w:themeTint="99"/>
+          <w:sz w:val="24"/>
+          <w:szCs w:val="24"/>
+        </w:rPr>
+        <w:t>软件</w:t>
+      </w:r>
+      <w:r>
+        <w:rPr>
+          <w:rFonts w:hint="eastAsia"/>
+          <w:sz w:val="24"/>
+          <w:szCs w:val="24"/>
+        </w:rPr>
+        <w:t>主要</w:t>
+      </w:r>
+      <w:r>
+        <w:rPr>
+          <w:rFonts w:hint="eastAsia"/>
+          <w:sz w:val="24"/>
+          <w:szCs w:val="24"/>
+        </w:rPr>
+        <w:t>鉴定测评摸底指标清单</w:t>
+      </w:r>
+      <w:r>
+        <w:rPr>
+          <w:rFonts w:hint="eastAsia"/>
+          <w:sz w:val="24"/>
+          <w:szCs w:val="24"/>
+        </w:rPr>
+        <w:t>如下表所示。</w:t>
+      </w:r>
+    </w:p>
+    <w:p>
+      <w:pPr>
+        <w:jc w:val="center"/>
+        <w:rPr>
+          <w:rFonts w:eastAsia="黑体"/>
+          <w:szCs w:val="21"/>
+        </w:rPr>
+      </w:pPr>
+      <w:r>
+        <w:rPr>
+          <w:rFonts w:eastAsia="黑体"/>
+          <w:szCs w:val="21"/>
+        </w:rPr>
+        <w:t>表</w:t>
+      </w:r>
+      <w:r>
+        <w:rPr>
+          <w:rFonts w:eastAsia="黑体"/>
+          <w:szCs w:val="21"/>
+        </w:rPr>
+        <w:fldChar w:fldCharType="begin"/>
+      </w:r>
+      <w:r>
+        <w:rPr>
+          <w:rFonts w:eastAsia="黑体"/>
+          <w:szCs w:val="21"/>
+        </w:rPr>
+        <w:instrText xml:space="preserve"> STYLEREF 1 \s </w:instrText>
+      </w:r>
+      <w:r>
+        <w:rPr>
+          <w:rFonts w:eastAsia="黑体"/>
+          <w:szCs w:val="21"/>
+        </w:rPr>
+        <w:fldChar w:fldCharType="separate"/>
+      </w:r>
+      <w:r>
+        <w:rPr>
+          <w:rFonts w:eastAsia="黑体"/>
+          <w:noProof/>
+          <w:szCs w:val="21"/>
+        </w:rPr>
+        <w:t>5</w:t>
+      </w:r>
+      <w:r>
+        <w:rPr>
+          <w:rFonts w:eastAsia="黑体"/>
+          <w:szCs w:val="21"/>
+        </w:rPr>
+        <w:fldChar w:fldCharType="end"/>
+      </w:r>
+      <w:r>
+        <w:rPr>
+          <w:rFonts w:eastAsia="黑体"/>
+          <w:szCs w:val="21"/>
+        </w:rPr>
+        <w:noBreakHyphen/>
+      </w:r>
+      <w:r>
+        <w:rPr>
+          <w:rFonts w:eastAsia="黑体"/>
+          <w:szCs w:val="21"/>
+        </w:rPr>
+        <w:fldChar w:fldCharType="begin"/>
+      </w:r>
+      <w:r>
+        <w:rPr>
+          <w:rFonts w:eastAsia="黑体"/>
+          <w:szCs w:val="21"/>
+        </w:rPr>
+        <w:instrText xml:space="preserve"> SEQ </w:instrText>
+      </w:r>
+      <w:r>
+        <w:rPr>
+          <w:rFonts w:eastAsia="黑体"/>
+          <w:szCs w:val="21"/>
+        </w:rPr>
+        <w:instrText>表</w:instrText>
+      </w:r>
+      <w:r>
+        <w:rPr>
+          <w:rFonts w:eastAsia="黑体"/>
+          <w:szCs w:val="21"/>
+        </w:rPr>
+        <w:instrText xml:space="preserve"> \* ARABIC \s 1 </w:instrText>
+      </w:r>
+      <w:r>
+        <w:rPr>
+          <w:rFonts w:eastAsia="黑体"/>
+          <w:szCs w:val="21"/>
+        </w:rPr>
+        <w:fldChar w:fldCharType="separate"/>
+      </w:r>
+      <w:r>
+        <w:rPr>
+          <w:rFonts w:eastAsia="黑体"/>
+          <w:noProof/>
+          <w:szCs w:val="21"/>
+        </w:rPr>
+        <w:t>3</w:t>
+      </w:r>
+      <w:r>
+        <w:rPr>
+          <w:rFonts w:eastAsia="黑体"/>
+          <w:szCs w:val="21"/>
+        </w:rPr>
+        <w:fldChar w:fldCharType="end"/>
+      </w:r>
+      <w:r>
+        <w:rPr>
+          <w:rFonts w:eastAsia="黑体" w:hint="eastAsia"/>
+          <w:color w:val="548DD4" w:themeColor="text2" w:themeTint="99"/>
+          <w:szCs w:val="21"/>
+        </w:rPr>
+        <w:t>xxx</w:t>
+      </w:r>
+      <w:r>
+        <w:rPr>
+          <w:rFonts w:eastAsia="黑体" w:hint="eastAsia"/>
+          <w:color w:val="548DD4" w:themeColor="text2" w:themeTint="99"/>
+          <w:szCs w:val="21"/>
+        </w:rPr>
+        <w:t>软件</w:t>
+      </w:r>
+      <w:r>
+        <w:rPr>
+          <w:rFonts w:eastAsia="黑体" w:hint="eastAsia"/>
+          <w:szCs w:val="21"/>
+        </w:rPr>
+        <w:t>摸底指标清单</w:t>
+      </w:r>
+    </w:p>
+    <w:tbl>
+      <w:tblPr>
+        <w:tblW w:w="5000" w:type="pct"/>
+        <w:tblBorders>
+          <w:top w:val="single" w:sz="12" w:space="0" w:color="auto"/>
+          <w:left w:val="single" w:sz="12" w:space="0" w:color="auto"/>
+          <w:bottom w:val="single" w:sz="12" w:space="0" w:color="auto"/>
+          <w:right w:val="single" w:sz="12" w:space="0" w:color="auto"/>
+          <w:insideH w:val="single" w:sz="6" w:space="0" w:color="auto"/>
+          <w:insideV w:val="single" w:sz="6" w:space="0" w:color="auto"/>
+        </w:tblBorders>
+        <w:tblLook w:val="0000" w:firstRow="0" w:lastRow="0" w:firstColumn="0" w:lastColumn="0" w:noHBand="0" w:noVBand="0"/>
+      </w:tblPr>
+      <w:tblGrid>
+        <w:gridCol w:w="2114"/>
+        <w:gridCol w:w="2974"/>
+        <w:gridCol w:w="1419"/>
+        <w:gridCol w:w="1842"/>
+        <w:gridCol w:w="691"/>
+      </w:tblGrid>
+      <w:tr>
+        <w:trPr>
+          <w:trHeight w:val="340"/>
+        </w:trPr>
+        <w:tc>
+          <w:tcPr>
+            <w:tcW w:w="1169" w:type="pct"/>
+            <w:vAlign w:val="center"/>
+          </w:tcPr>
+          <w:p>
+            <w:pPr>
+              <w:tabs>
+                <w:tab w:val="left" w:pos="6706"/>
+              </w:tabs>
+              <w:jc w:val="center"/>
+              <w:rPr>
                 <w:rFonts w:eastAsia="黑体"/>
                 <w:szCs w:val="21"/>
+              </w:rPr>
+            </w:pPr>
+            <w:r>
+              <w:rPr>
+                <w:rFonts w:eastAsia="黑体"/>
+                <w:szCs w:val="21"/>
+              </w:rPr>
+              <w:t>需求来源</w:t>
+            </w:r>
+          </w:p>
+        </w:tc>
+        <w:tc>
+          <w:tcPr>
+            <w:tcW w:w="1645" w:type="pct"/>
+            <w:vAlign w:val="center"/>
+          </w:tcPr>
+          <w:p>
+            <w:pPr>
+              <w:tabs>
+                <w:tab w:val="left" w:pos="6706"/>
+              </w:tabs>
+              <w:jc w:val="center"/>
+              <w:rPr>
+                <w:rFonts w:eastAsia="黑体"/>
+                <w:szCs w:val="21"/>
+              </w:rPr>
+            </w:pPr>
+            <w:r>
+              <w:rPr>
+                <w:rFonts w:eastAsia="黑体"/>
+                <w:szCs w:val="21"/>
+              </w:rPr>
+              <w:t>描述</w:t>
+            </w:r>
+          </w:p>
+        </w:tc>
+        <w:tc>
+          <w:tcPr>
+            <w:tcW w:w="785" w:type="pct"/>
+            <w:vAlign w:val="center"/>
+          </w:tcPr>
+          <w:p>
+            <w:pPr>
+              <w:tabs>
+                <w:tab w:val="left" w:pos="6706"/>
+              </w:tabs>
+              <w:jc w:val="center"/>
+              <w:rPr>
+                <w:rFonts w:eastAsia="黑体"/>
+                <w:szCs w:val="21"/>
+              </w:rPr>
+            </w:pPr>
+            <w:r>
+              <w:rPr>
+                <w:rFonts w:eastAsia="黑体"/>
+                <w:szCs w:val="21"/>
+              </w:rPr>
+              <w:t>测试项名称</w:t>
+            </w:r>
+          </w:p>
+        </w:tc>
+        <w:tc>
+          <w:tcPr>
+            <w:tcW w:w="1019" w:type="pct"/>
+            <w:vAlign w:val="center"/>
+          </w:tcPr>
+          <w:p>
+            <w:pPr>
+              <w:tabs>
+                <w:tab w:val="left" w:pos="6706"/>
+              </w:tabs>
+              <w:jc w:val="center"/>
+              <w:rPr>
+                <w:rFonts w:eastAsia="黑体"/>
+              </w:rPr>
+            </w:pPr>
+            <w:r>
+              <w:rPr>
+                <w:rFonts w:eastAsia="黑体"/>
+                <w:szCs w:val="21"/>
+              </w:rPr>
+              <w:t>测试项标识</w:t>
+            </w:r>
+          </w:p>
+        </w:tc>
+        <w:tc>
+          <w:tcPr>
+            <w:tcW w:w="382" w:type="pct"/>
+            <w:vAlign w:val="center"/>
+          </w:tcPr>
+          <w:p>
+            <w:pPr>
+              <w:tabs>
+                <w:tab w:val="left" w:pos="6706"/>
+              </w:tabs>
+              <w:jc w:val="center"/>
+              <w:rPr>
+                <w:rFonts w:eastAsia="黑体"/>
               </w:rPr>
             </w:pPr>
             <w:r>
@@ -407,458 +1923,538 @@
       </w:tr>
       <w:tr>
         <w:trPr>
-          <w:trHeight w:val="454"/>
+          <w:trHeight w:val="340"/>
         </w:trPr>
         <w:tc>
           <w:tcPr>
-            <w:tcW w:w="490" w:type="dxa"/>
-            <w:shd w:val="clear" w:color="auto" w:fill="auto"/>
+            <w:tcW w:w="1169" w:type="pct"/>
             <w:vAlign w:val="center"/>
           </w:tcPr>
           <w:p>
             <w:pPr>
-              <w:pStyle w:val="affff0"/>
-              <w:numPr>
-                <w:ilvl w:val="0"/>
-                <w:numId w:val="55"/>
-              </w:numPr>
-              <w:rPr>
-                <w:rFonts w:eastAsia="宋体"/>
-                <w:color w:val="auto"/>
+              <w:jc w:val="center"/>
+              <w:rPr>
                 <w:szCs w:val="21"/>
               </w:rPr>
             </w:pPr>
+            <w:r>
+              <w:rPr>
+                <w:color w:val="548DD4" w:themeColor="text2" w:themeTint="99"/>
+              </w:rPr>
+              <w:t>《</w:t>
+            </w:r>
+            <w:r>
+              <w:rPr>
+                <w:color w:val="548DD4" w:themeColor="text2" w:themeTint="99"/>
+                <w:szCs w:val="21"/>
+              </w:rPr>
+              <w:t>广域</w:t>
+            </w:r>
+            <w:r>
+              <w:rPr>
+                <w:color w:val="548DD4" w:themeColor="text2" w:themeTint="99"/>
+                <w:szCs w:val="21"/>
+              </w:rPr>
+              <w:t>/</w:t>
+            </w:r>
+            <w:r>
+              <w:rPr>
+                <w:color w:val="548DD4" w:themeColor="text2" w:themeTint="99"/>
+                <w:szCs w:val="21"/>
+              </w:rPr>
+              <w:t>精跟数据处理机接口管理</w:t>
+            </w:r>
+            <w:r>
+              <w:rPr>
+                <w:color w:val="548DD4" w:themeColor="text2" w:themeTint="99"/>
+                <w:szCs w:val="21"/>
+              </w:rPr>
+              <w:t>FPGA</w:t>
+            </w:r>
+            <w:r>
+              <w:rPr>
+                <w:color w:val="548DD4" w:themeColor="text2" w:themeTint="99"/>
+                <w:szCs w:val="21"/>
+              </w:rPr>
+              <w:t>软件</w:t>
+            </w:r>
+            <w:r>
+              <w:rPr>
+                <w:color w:val="548DD4" w:themeColor="text2" w:themeTint="99"/>
+              </w:rPr>
+              <w:t>需求规格说明》第</w:t>
+            </w:r>
+            <w:r>
+              <w:rPr>
+                <w:iCs/>
+                <w:color w:val="548DD4" w:themeColor="text2" w:themeTint="99"/>
+                <w:lang w:bidi="en-US"/>
+              </w:rPr>
+              <w:t>5.3</w:t>
+            </w:r>
+            <w:r>
+              <w:rPr>
+                <w:iCs/>
+                <w:color w:val="548DD4" w:themeColor="text2" w:themeTint="99"/>
+                <w:lang w:bidi="en-US"/>
+              </w:rPr>
+              <w:t>节</w:t>
+            </w:r>
           </w:p>
         </w:tc>
         <w:tc>
           <w:tcPr>
-            <w:tcW w:w="8550" w:type="dxa"/>
-            <w:gridSpan w:val="5"/>
+            <w:tcW w:w="1645" w:type="pct"/>
             <w:vAlign w:val="center"/>
           </w:tcPr>
           <w:p>
             <w:pPr>
-              <w:autoSpaceDE w:val="0"/>
-              <w:autoSpaceDN w:val="0"/>
-              <w:adjustRightInd w:val="0"/>
-              <w:rPr>
-                <w:kern w:val="0"/>
+              <w:jc w:val="center"/>
+              <w:rPr>
                 <w:szCs w:val="21"/>
               </w:rPr>
             </w:pPr>
             <w:r>
               <w:rPr>
-                <w:rFonts w:hint="eastAsia"/>
-                <w:kern w:val="0"/>
+                <w:color w:val="548DD4" w:themeColor="text2" w:themeTint="99"/>
                 <w:szCs w:val="21"/>
               </w:rPr>
-              <w:t>{</w:t>
+              <w:t>通信波特率精度要求为</w:t>
             </w:r>
             <w:r>
               <w:rPr>
-                <w:kern w:val="0"/>
+                <w:color w:val="548DD4" w:themeColor="text2" w:themeTint="99"/>
                 <w:szCs w:val="21"/>
               </w:rPr>
-              <w:t>%</w:t>
+              <w:t>115.2kbps±3%</w:t>
             </w:r>
             <w:r>
               <w:rPr>
-                <w:rFonts w:hint="eastAsia"/>
-                <w:kern w:val="0"/>
+                <w:color w:val="548DD4" w:themeColor="text2" w:themeTint="99"/>
                 <w:szCs w:val="21"/>
               </w:rPr>
-              <w:t>tr</w:t>
+              <w:t>。</w:t>
             </w:r>
+          </w:p>
+        </w:tc>
+        <w:tc>
+          <w:tcPr>
+            <w:tcW w:w="785" w:type="pct"/>
+            <w:vAlign w:val="center"/>
+          </w:tcPr>
+          <w:p>
+            <w:pPr>
+              <w:jc w:val="center"/>
+              <w:rPr>
+                <w:szCs w:val="24"/>
+              </w:rPr>
+            </w:pPr>
             <w:r>
               <w:rPr>
-                <w:kern w:val="0"/>
+                <w:color w:val="548DD4" w:themeColor="text2" w:themeTint="99"/>
                 <w:szCs w:val="21"/>
               </w:rPr>
-              <w:t xml:space="preserve"> for item in data_list %</w:t>
+              <w:t>串口输入数据波特率边界测试</w:t>
             </w:r>
+          </w:p>
+        </w:tc>
+        <w:tc>
+          <w:tcPr>
+            <w:tcW w:w="1019" w:type="pct"/>
+            <w:vAlign w:val="center"/>
+          </w:tcPr>
+          <w:p>
+            <w:pPr>
+              <w:jc w:val="center"/>
+              <w:rPr>
+                <w:color w:val="548DD4" w:themeColor="text2" w:themeTint="99"/>
+              </w:rPr>
+            </w:pPr>
             <w:r>
               <w:rPr>
-                <w:rFonts w:hint="eastAsia"/>
-                <w:kern w:val="0"/>
+                <w:color w:val="548DD4" w:themeColor="text2" w:themeTint="99"/>
+              </w:rPr>
+              <w:t>XQ_BT_CKBT</w:t>
+            </w:r>
+          </w:p>
+        </w:tc>
+        <w:tc>
+          <w:tcPr>
+            <w:tcW w:w="382" w:type="pct"/>
+            <w:vAlign w:val="center"/>
+          </w:tcPr>
+          <w:p>
+            <w:pPr>
+              <w:jc w:val="center"/>
+              <w:rPr>
+                <w:color w:val="548DD4" w:themeColor="text2" w:themeTint="99"/>
+              </w:rPr>
+            </w:pPr>
+            <w:r>
+              <w:rPr>
+                <w:color w:val="548DD4" w:themeColor="text2" w:themeTint="99"/>
                 <w:szCs w:val="21"/>
               </w:rPr>
-              <w:t>}</w:t>
+              <w:t>/</w:t>
             </w:r>
           </w:p>
         </w:tc>
       </w:tr>
       <w:tr>
         <w:trPr>
-          <w:trHeight w:val="454"/>
+          <w:trHeight w:val="340"/>
         </w:trPr>
         <w:tc>
           <w:tcPr>
-            <w:tcW w:w="490" w:type="dxa"/>
-            <w:shd w:val="clear" w:color="auto" w:fill="auto"/>
+            <w:tcW w:w="1169" w:type="pct"/>
             <w:vAlign w:val="center"/>
           </w:tcPr>
           <w:p>
             <w:pPr>
-              <w:pStyle w:val="affff0"/>
-              <w:numPr>
-                <w:ilvl w:val="0"/>
-                <w:numId w:val="55"/>
-              </w:numPr>
-              <w:rPr>
-                <w:rFonts w:eastAsia="宋体"/>
-                <w:color w:val="auto"/>
+              <w:jc w:val="center"/>
+              <w:rPr>
+                <w:color w:val="548DD4" w:themeColor="text2" w:themeTint="99"/>
+              </w:rPr>
+            </w:pPr>
+            <w:r>
+              <w:rPr>
+                <w:color w:val="548DD4" w:themeColor="text2" w:themeTint="99"/>
+              </w:rPr>
+              <w:lastRenderedPageBreak/>
+              <w:t>《</w:t>
+            </w:r>
+            <w:r>
+              <w:rPr>
+                <w:color w:val="548DD4" w:themeColor="text2" w:themeTint="99"/>
                 <w:szCs w:val="21"/>
               </w:rPr>
-            </w:pPr>
+              <w:t>广域</w:t>
+            </w:r>
+            <w:r>
+              <w:rPr>
+                <w:color w:val="548DD4" w:themeColor="text2" w:themeTint="99"/>
+                <w:szCs w:val="21"/>
+              </w:rPr>
+              <w:t>/</w:t>
+            </w:r>
+            <w:r>
+              <w:rPr>
+                <w:color w:val="548DD4" w:themeColor="text2" w:themeTint="99"/>
+                <w:szCs w:val="21"/>
+              </w:rPr>
+              <w:t>精跟数据处理机接口管理</w:t>
+            </w:r>
+            <w:r>
+              <w:rPr>
+                <w:color w:val="548DD4" w:themeColor="text2" w:themeTint="99"/>
+                <w:szCs w:val="21"/>
+              </w:rPr>
+              <w:t>FPGA</w:t>
+            </w:r>
+            <w:r>
+              <w:rPr>
+                <w:color w:val="548DD4" w:themeColor="text2" w:themeTint="99"/>
+                <w:szCs w:val="21"/>
+              </w:rPr>
+              <w:t>软件</w:t>
+            </w:r>
+            <w:r>
+              <w:rPr>
+                <w:color w:val="548DD4" w:themeColor="text2" w:themeTint="99"/>
+              </w:rPr>
+              <w:t>需求规格说明》第</w:t>
+            </w:r>
+            <w:r>
+              <w:rPr>
+                <w:iCs/>
+                <w:color w:val="548DD4" w:themeColor="text2" w:themeTint="99"/>
+                <w:lang w:bidi="en-US"/>
+              </w:rPr>
+              <w:t>5.2.7</w:t>
+            </w:r>
+            <w:r>
+              <w:rPr>
+                <w:iCs/>
+                <w:color w:val="548DD4" w:themeColor="text2" w:themeTint="99"/>
+                <w:lang w:bidi="en-US"/>
+              </w:rPr>
+              <w:t>节</w:t>
+            </w:r>
           </w:p>
         </w:tc>
         <w:tc>
           <w:tcPr>
-            <w:tcW w:w="8550" w:type="dxa"/>
-            <w:gridSpan w:val="5"/>
+            <w:tcW w:w="1645" w:type="pct"/>
             <w:vAlign w:val="center"/>
           </w:tcPr>
           <w:p>
             <w:pPr>
-              <w:autoSpaceDE w:val="0"/>
-              <w:autoSpaceDN w:val="0"/>
-              <w:adjustRightInd w:val="0"/>
-              <w:rPr>
-                <w:kern w:val="0"/>
-                <w:szCs w:val="21"/>
+              <w:jc w:val="center"/>
+              <w:rPr>
+                <w:color w:val="548DD4" w:themeColor="text2" w:themeTint="99"/>
               </w:rPr>
             </w:pPr>
             <w:r>
               <w:rPr>
-                <w:rFonts w:hint="eastAsia"/>
-                <w:kern w:val="0"/>
+                <w:color w:val="548DD4" w:themeColor="text2" w:themeTint="99"/>
                 <w:szCs w:val="21"/>
               </w:rPr>
-              <w:t>{</w:t>
+              <w:t>2711</w:t>
             </w:r>
             <w:r>
               <w:rPr>
-                <w:kern w:val="0"/>
+                <w:color w:val="548DD4" w:themeColor="text2" w:themeTint="99"/>
                 <w:szCs w:val="21"/>
               </w:rPr>
-              <w:t>%</w:t>
+              <w:t>发送数据每发送一帧数据，间隔一帧空闲码时间再发下一帧，实际相机发送图像间隔大于</w:t>
             </w:r>
             <w:r>
               <w:rPr>
-                <w:rFonts w:hint="eastAsia"/>
-                <w:kern w:val="0"/>
+                <w:color w:val="548DD4" w:themeColor="text2" w:themeTint="99"/>
                 <w:szCs w:val="21"/>
               </w:rPr>
-              <w:t>tr</w:t>
+              <w:t>100us</w:t>
             </w:r>
             <w:r>
               <w:rPr>
-                <w:kern w:val="0"/>
+                <w:color w:val="548DD4" w:themeColor="text2" w:themeTint="99"/>
                 <w:szCs w:val="21"/>
               </w:rPr>
-              <w:t xml:space="preserve"> for one in item.</w:t>
+              <w:t>；</w:t>
+            </w:r>
+          </w:p>
+        </w:tc>
+        <w:tc>
+          <w:tcPr>
+            <w:tcW w:w="785" w:type="pct"/>
+            <w:vAlign w:val="center"/>
+          </w:tcPr>
+          <w:p>
+            <w:pPr>
+              <w:jc w:val="center"/>
+              <w:rPr>
+                <w:color w:val="548DD4" w:themeColor="text2" w:themeTint="99"/>
+              </w:rPr>
+            </w:pPr>
+            <w:r>
+              <w:rPr>
+                <w:color w:val="548DD4" w:themeColor="text2" w:themeTint="99"/>
+              </w:rPr>
+              <w:t>接收广域相机图像数据功能测试</w:t>
+            </w:r>
+          </w:p>
+        </w:tc>
+        <w:tc>
+          <w:tcPr>
+            <w:tcW w:w="1019" w:type="pct"/>
+            <w:vAlign w:val="center"/>
+          </w:tcPr>
+          <w:p>
+            <w:pPr>
+              <w:jc w:val="center"/>
+              <w:rPr>
+                <w:color w:val="548DD4" w:themeColor="text2" w:themeTint="99"/>
+              </w:rPr>
+            </w:pPr>
+            <w:r>
+              <w:rPr>
+                <w:color w:val="548DD4" w:themeColor="text2" w:themeTint="99"/>
+                <w:szCs w:val="21"/>
+                <w:lang w:eastAsia="en-US" w:bidi="en-US"/>
+              </w:rPr>
+              <w:t>XQ_SU</w:t>
             </w:r>
             <w:r>
               <w:rPr>
-                <w:kern w:val="0"/>
+                <w:iCs/>
+                <w:color w:val="548DD4" w:themeColor="text2" w:themeTint="99"/>
                 <w:szCs w:val="21"/>
-              </w:rPr>
-              <w:t>testDemand</w:t>
+                <w:lang w:bidi="en-US"/>
+              </w:rPr>
+              <w:t>_JSGY</w:t>
             </w:r>
+          </w:p>
+        </w:tc>
+        <w:tc>
+          <w:tcPr>
+            <w:tcW w:w="382" w:type="pct"/>
+            <w:vAlign w:val="center"/>
+          </w:tcPr>
+          <w:p>
+            <w:pPr>
+              <w:jc w:val="center"/>
+              <w:rPr>
+                <w:color w:val="548DD4" w:themeColor="text2" w:themeTint="99"/>
+              </w:rPr>
+            </w:pPr>
             <w:r>
               <w:rPr>
-                <w:kern w:val="0"/>
+                <w:color w:val="548DD4" w:themeColor="text2" w:themeTint="99"/>
                 <w:szCs w:val="21"/>
               </w:rPr>
-              <w:t xml:space="preserve"> %</w:t>
-            </w:r>
-            <w:r>
-              <w:rPr>
-                <w:rFonts w:hint="eastAsia"/>
-                <w:kern w:val="0"/>
-                <w:szCs w:val="21"/>
-              </w:rPr>
-              <w:t>}</w:t>
+              <w:t>/</w:t>
             </w:r>
           </w:p>
         </w:tc>
       </w:tr>
       <w:tr>
         <w:trPr>
-          <w:trHeight w:val="454"/>
+          <w:trHeight w:val="340"/>
         </w:trPr>
         <w:tc>
           <w:tcPr>
-            <w:tcW w:w="490" w:type="dxa"/>
-            <w:shd w:val="clear" w:color="auto" w:fill="auto"/>
+            <w:tcW w:w="1169" w:type="pct"/>
             <w:vAlign w:val="center"/>
           </w:tcPr>
           <w:p>
             <w:pPr>
-              <w:pStyle w:val="affff0"/>
-              <w:numPr>
-                <w:ilvl w:val="0"/>
-                <w:numId w:val="55"/>
-              </w:numPr>
-              <w:rPr>
-                <w:rFonts w:eastAsia="宋体"/>
-                <w:color w:val="auto"/>
-                <w:szCs w:val="21"/>
+              <w:jc w:val="center"/>
+              <w:rPr>
+                <w:color w:val="548DD4" w:themeColor="text2" w:themeTint="99"/>
               </w:rPr>
             </w:pPr>
           </w:p>
         </w:tc>
         <w:tc>
           <w:tcPr>
-            <w:tcW w:w="1220" w:type="dxa"/>
+            <w:tcW w:w="1645" w:type="pct"/>
             <w:vAlign w:val="center"/>
           </w:tcPr>
           <w:p>
-            <w:r>
-              <w:rPr>
-                <w:rFonts w:hint="eastAsia"/>
-              </w:rPr>
-              <w:t>{</w:t>
-            </w:r>
-            <w:r>
-              <w:t>{</w:t>
-            </w:r>
-            <w:r>
-              <w:rPr>
-                <w:kern w:val="0"/>
-                <w:szCs w:val="21"/>
-              </w:rPr>
-              <w:t>item</w:t>
-            </w:r>
-            <w:r>
-              <w:t>.chapter}}{% vm %}</w:t>
-            </w:r>
+            <w:pPr>
+              <w:jc w:val="center"/>
+              <w:rPr>
+                <w:color w:val="548DD4" w:themeColor="text2" w:themeTint="99"/>
+              </w:rPr>
+            </w:pPr>
           </w:p>
         </w:tc>
         <w:tc>
           <w:tcPr>
-            <w:tcW w:w="2519" w:type="dxa"/>
-            <w:shd w:val="clear" w:color="auto" w:fill="auto"/>
+            <w:tcW w:w="785" w:type="pct"/>
             <w:vAlign w:val="center"/>
           </w:tcPr>
           <w:p>
             <w:pPr>
-              <w:autoSpaceDE w:val="0"/>
-              <w:autoSpaceDN w:val="0"/>
-              <w:adjustRightInd w:val="0"/>
-              <w:rPr>
-                <w:noProof/>
+              <w:jc w:val="center"/>
+              <w:rPr>
+                <w:color w:val="548DD4" w:themeColor="text2" w:themeTint="99"/>
               </w:rPr>
             </w:pPr>
-            <w:r>
-              <w:rPr>
-                <w:rFonts w:hint="eastAsia"/>
-              </w:rPr>
-              <w:t>{</w:t>
-            </w:r>
-            <w:r>
-              <w:t>{item.</w:t>
-            </w:r>
-            <w:r>
-              <w:rPr>
-                <w:rFonts w:hint="eastAsia"/>
-              </w:rPr>
-              <w:t>description</w:t>
-            </w:r>
-            <w:r>
-              <w:t>}}{% vm %}</w:t>
-            </w:r>
           </w:p>
         </w:tc>
         <w:tc>
           <w:tcPr>
-            <w:tcW w:w="1285" w:type="dxa"/>
+            <w:tcW w:w="1019" w:type="pct"/>
             <w:vAlign w:val="center"/>
           </w:tcPr>
           <w:p>
             <w:pPr>
-              <w:rPr>
-                <w:kern w:val="0"/>
-                <w:szCs w:val="21"/>
+              <w:jc w:val="center"/>
+              <w:rPr>
+                <w:color w:val="548DD4" w:themeColor="text2" w:themeTint="99"/>
               </w:rPr>
             </w:pPr>
-            <w:r>
-              <w:rPr>
-                <w:rFonts w:hint="eastAsia"/>
-              </w:rPr>
-              <w:t>{</w:t>
-            </w:r>
-            <w:r>
-              <w:t>{one.chapter}}</w:t>
-            </w:r>
           </w:p>
         </w:tc>
         <w:tc>
           <w:tcPr>
-            <w:tcW w:w="2551" w:type="dxa"/>
+            <w:tcW w:w="382" w:type="pct"/>
             <w:vAlign w:val="center"/>
           </w:tcPr>
           <w:p>
             <w:pPr>
-              <w:autoSpaceDE w:val="0"/>
-              <w:autoSpaceDN w:val="0"/>
-              <w:adjustRightInd w:val="0"/>
-              <w:rPr>
-                <w:kern w:val="0"/>
-                <w:szCs w:val="21"/>
+              <w:jc w:val="center"/>
+              <w:rPr>
+                <w:color w:val="548DD4" w:themeColor="text2" w:themeTint="99"/>
               </w:rPr>
             </w:pPr>
-            <w:r>
-              <w:rPr>
-                <w:rFonts w:hint="eastAsia"/>
-              </w:rPr>
-              <w:t>{</w:t>
-            </w:r>
-            <w:r>
-              <w:t>{one.</w:t>
-            </w:r>
-            <w:r>
-              <w:rPr>
-                <w:rFonts w:hint="eastAsia"/>
-              </w:rPr>
-              <w:t>description</w:t>
-            </w:r>
-            <w:r>
-              <w:t>}}</w:t>
-            </w:r>
-          </w:p>
-        </w:tc>
-        <w:tc>
-          <w:tcPr>
-            <w:tcW w:w="975" w:type="dxa"/>
-            <w:vAlign w:val="center"/>
-          </w:tcPr>
-          <w:p>
-            <w:pPr>
-              <w:autoSpaceDE w:val="0"/>
-              <w:autoSpaceDN w:val="0"/>
-              <w:adjustRightInd w:val="0"/>
-              <w:rPr>
-                <w:kern w:val="0"/>
-                <w:szCs w:val="21"/>
-              </w:rPr>
-            </w:pPr>
-            <w:r>
-              <w:rPr>
-                <w:rFonts w:hint="eastAsia"/>
-              </w:rPr>
-              <w:t>{</w:t>
-            </w:r>
-            <w:r>
-              <w:t>{one.ident}}</w:t>
-            </w:r>
           </w:p>
         </w:tc>
       </w:tr>
       <w:tr>
         <w:trPr>
-          <w:trHeight w:val="454"/>
+          <w:trHeight w:val="340"/>
         </w:trPr>
         <w:tc>
           <w:tcPr>
-            <w:tcW w:w="490" w:type="dxa"/>
-            <w:shd w:val="clear" w:color="auto" w:fill="auto"/>
+            <w:tcW w:w="1169" w:type="pct"/>
             <w:vAlign w:val="center"/>
           </w:tcPr>
           <w:p>
             <w:pPr>
-              <w:pStyle w:val="affff0"/>
-              <w:numPr>
-                <w:ilvl w:val="0"/>
-                <w:numId w:val="55"/>
-              </w:numPr>
-              <w:rPr>
-                <w:rFonts w:eastAsia="宋体"/>
-                <w:color w:val="auto"/>
-                <w:szCs w:val="21"/>
+              <w:jc w:val="center"/>
+              <w:rPr>
+                <w:color w:val="548DD4" w:themeColor="text2" w:themeTint="99"/>
               </w:rPr>
             </w:pPr>
           </w:p>
         </w:tc>
         <w:tc>
           <w:tcPr>
-            <w:tcW w:w="8550" w:type="dxa"/>
-            <w:gridSpan w:val="5"/>
+            <w:tcW w:w="1645" w:type="pct"/>
             <w:vAlign w:val="center"/>
           </w:tcPr>
           <w:p>
             <w:pPr>
-              <w:autoSpaceDE w:val="0"/>
-              <w:autoSpaceDN w:val="0"/>
-              <w:adjustRightInd w:val="0"/>
-              <w:rPr>
-                <w:kern w:val="0"/>
-                <w:szCs w:val="21"/>
-              </w:rPr>
-            </w:pPr>
-            <w:r>
-              <w:rPr>
-                <w:kern w:val="0"/>
-                <w:szCs w:val="21"/>
-              </w:rPr>
-              <w:t>{%tr endfor %}</w:t>
-            </w:r>
-          </w:p>
-        </w:tc>
-      </w:tr>
-      <w:tr>
-        <w:trPr>
-          <w:trHeight w:val="454"/>
-        </w:trPr>
-        <w:tc>
-          <w:tcPr>
-            <w:tcW w:w="490" w:type="dxa"/>
-            <w:shd w:val="clear" w:color="auto" w:fill="auto"/>
-            <w:vAlign w:val="center"/>
-          </w:tcPr>
-          <w:p>
-            <w:pPr>
-              <w:pStyle w:val="affff0"/>
-              <w:numPr>
-                <w:ilvl w:val="0"/>
-                <w:numId w:val="55"/>
-              </w:numPr>
-              <w:rPr>
-                <w:rFonts w:eastAsia="宋体"/>
-                <w:color w:val="auto"/>
-                <w:szCs w:val="21"/>
+              <w:jc w:val="center"/>
+              <w:rPr>
+                <w:color w:val="548DD4" w:themeColor="text2" w:themeTint="99"/>
               </w:rPr>
             </w:pPr>
           </w:p>
         </w:tc>
         <w:tc>
           <w:tcPr>
-            <w:tcW w:w="8550" w:type="dxa"/>
-            <w:gridSpan w:val="5"/>
+            <w:tcW w:w="785" w:type="pct"/>
             <w:vAlign w:val="center"/>
           </w:tcPr>
           <w:p>
             <w:pPr>
-              <w:autoSpaceDE w:val="0"/>
-              <w:autoSpaceDN w:val="0"/>
-              <w:adjustRightInd w:val="0"/>
-              <w:rPr>
-                <w:kern w:val="0"/>
-                <w:szCs w:val="21"/>
+              <w:jc w:val="center"/>
+              <w:rPr>
+                <w:color w:val="548DD4" w:themeColor="text2" w:themeTint="99"/>
               </w:rPr>
             </w:pPr>
-            <w:r>
-              <w:rPr>
-                <w:kern w:val="0"/>
-                <w:szCs w:val="21"/>
-              </w:rPr>
-              <w:t>{%tr endfor %}</w:t>
-            </w:r>
+          </w:p>
+        </w:tc>
+        <w:tc>
+          <w:tcPr>
+            <w:tcW w:w="1019" w:type="pct"/>
+            <w:vAlign w:val="center"/>
+          </w:tcPr>
+          <w:p>
+            <w:pPr>
+              <w:jc w:val="center"/>
+              <w:rPr>
+                <w:color w:val="548DD4" w:themeColor="text2" w:themeTint="99"/>
+              </w:rPr>
+            </w:pPr>
+          </w:p>
+        </w:tc>
+        <w:tc>
+          <w:tcPr>
+            <w:tcW w:w="382" w:type="pct"/>
+            <w:vAlign w:val="center"/>
+          </w:tcPr>
+          <w:p>
+            <w:pPr>
+              <w:jc w:val="center"/>
+              <w:rPr>
+                <w:color w:val="548DD4" w:themeColor="text2" w:themeTint="99"/>
+              </w:rPr>
+            </w:pPr>
           </w:p>
         </w:tc>
       </w:tr>
     </w:tbl>
-    <w:p/>
+    <w:p>
+      <w:pPr>
+        <w:rPr>
+          <w:rFonts w:hint="eastAsia"/>
+        </w:rPr>
+      </w:pPr>
+    </w:p>
     <w:sectPr>
       <w:headerReference w:type="even" r:id="rId8"/>
       <w:footerReference w:type="even" r:id="rId9"/>
@@ -873,7 +2469,7 @@
 </file>
 
 <file path=word/endnotes.xml><?xml version="1.0" encoding="utf-8"?>
-<w:endnotes xmlns:wpc="http://schemas.microsoft.com/office/word/2010/wordprocessingCanvas" xmlns:cx="http://schemas.microsoft.com/office/drawing/2014/chartex" xmlns:cx1="http://schemas.microsoft.com/office/drawing/2015/9/8/chartex" xmlns:cx2="http://schemas.microsoft.com/office/drawing/2015/10/21/chartex" xmlns:cx3="http://schemas.microsoft.com/office/drawing/2016/5/9/chartex" xmlns:cx4="http://schemas.microsoft.com/office/drawing/2016/5/10/chartex" xmlns:cx5="http://schemas.microsoft.com/office/drawing/2016/5/11/chartex" xmlns:cx6="http://schemas.microsoft.com/office/drawing/2016/5/12/chartex" xmlns:cx7="http://schemas.microsoft.com/office/drawing/2016/5/13/chartex" xmlns:cx8="http://schemas.microsoft.com/office/drawing/2016/5/14/chartex" xmlns:mc="http://schemas.openxmlformats.org/markup-compatibility/2006" xmlns:aink="http://schemas.microsoft.com/office/drawing/2016/ink" xmlns:am3d="http://schemas.microsoft.com/office/drawing/2017/model3d" xmlns:o="urn:schemas-microsoft-com:office:office" xmlns:oel="http://schemas.microsoft.com/office/2019/extlst" xmlns:r="http://schemas.openxmlformats.org/officeDocument/2006/relationships" xmlns:m="http://schemas.openxmlformats.org/officeDocument/2006/math" xmlns:v="urn:schemas-microsoft-com:vml" xmlns:wp14="http://schemas.microsoft.com/office/word/2010/wordprocessingDrawing" xmlns:wp="http://schemas.openxmlformats.org/drawingml/2006/wordprocessingDrawing" xmlns:w10="urn:schemas-microsoft-com:office:word" xmlns:w="http://schemas.openxmlformats.org/wordprocessingml/2006/main" xmlns:w14="http://schemas.microsoft.com/office/word/2010/wordml" xmlns:w15="http://schemas.microsoft.com/office/word/2012/wordml" xmlns:w16cex="http://schemas.microsoft.com/office/word/2018/wordml/cex" xmlns:w16cid="http://schemas.microsoft.com/office/word/2016/wordml/cid" xmlns:w16="http://schemas.microsoft.com/office/word/2018/wordml" xmlns:w16sdtdh="http://schemas.microsoft.com/office/word/2020/wordml/sdtdatahash" xmlns:w16se="http://schemas.microsoft.com/office/word/2015/wordml/symex" xmlns:wpg="http://schemas.microsoft.com/office/word/2010/wordprocessingGroup" xmlns:wpi="http://schemas.microsoft.com/office/word/2010/wordprocessingInk" xmlns:wne="http://schemas.microsoft.com/office/word/2006/wordml" xmlns:wps="http://schemas.microsoft.com/office/word/2010/wordprocessingShape" mc:Ignorable="w14 w15 w16se w16cid w16 w16cex w16sdtdh wp14">
+<w:endnotes xmlns:wpc="http://schemas.microsoft.com/office/word/2010/wordprocessingCanvas" xmlns:cx="http://schemas.microsoft.com/office/drawing/2014/chartex" xmlns:cx1="http://schemas.microsoft.com/office/drawing/2015/9/8/chartex" xmlns:cx2="http://schemas.microsoft.com/office/drawing/2015/10/21/chartex" xmlns:cx3="http://schemas.microsoft.com/office/drawing/2016/5/9/chartex" xmlns:cx4="http://schemas.microsoft.com/office/drawing/2016/5/10/chartex" xmlns:cx5="http://schemas.microsoft.com/office/drawing/2016/5/11/chartex" xmlns:cx6="http://schemas.microsoft.com/office/drawing/2016/5/12/chartex" xmlns:cx7="http://schemas.microsoft.com/office/drawing/2016/5/13/chartex" xmlns:cx8="http://schemas.microsoft.com/office/drawing/2016/5/14/chartex" xmlns:mc="http://schemas.openxmlformats.org/markup-compatibility/2006" xmlns:aink="http://schemas.microsoft.com/office/drawing/2016/ink" xmlns:am3d="http://schemas.microsoft.com/office/drawing/2017/model3d" xmlns:o="urn:schemas-microsoft-com:office:office" xmlns:oel="http://schemas.microsoft.com/office/2019/extlst" xmlns:r="http://schemas.openxmlformats.org/officeDocument/2006/relationships" xmlns:m="http://schemas.openxmlformats.org/officeDocument/2006/math" xmlns:v="urn:schemas-microsoft-com:vml" xmlns:wp14="http://schemas.microsoft.com/office/word/2010/wordprocessingDrawing" xmlns:wp="http://schemas.openxmlformats.org/drawingml/2006/wordprocessingDrawing" xmlns:w10="urn:schemas-microsoft-com:office:word" xmlns:w="http://schemas.openxmlformats.org/wordprocessingml/2006/main" xmlns:w14="http://schemas.microsoft.com/office/word/2010/wordml" xmlns:w15="http://schemas.microsoft.com/office/word/2012/wordml" xmlns:w16cex="http://schemas.microsoft.com/office/word/2018/wordml/cex" xmlns:w16cid="http://schemas.microsoft.com/office/word/2016/wordml/cid" xmlns:w16="http://schemas.microsoft.com/office/word/2018/wordml" xmlns:w16du="http://schemas.microsoft.com/office/word/2023/wordml/word16du" xmlns:w16sdtdh="http://schemas.microsoft.com/office/word/2020/wordml/sdtdatahash" xmlns:w16sdtfl="http://schemas.microsoft.com/office/word/2024/wordml/sdtformatlock" xmlns:w16se="http://schemas.microsoft.com/office/word/2015/wordml/symex" xmlns:wpg="http://schemas.microsoft.com/office/word/2010/wordprocessingGroup" xmlns:wpi="http://schemas.microsoft.com/office/word/2010/wordprocessingInk" xmlns:wne="http://schemas.microsoft.com/office/word/2006/wordml" xmlns:wps="http://schemas.microsoft.com/office/word/2010/wordprocessingShape" mc:Ignorable="w14 w15 w16se w16cid w16 w16cex w16sdtdh w16sdtfl w16du wp14">
   <w:endnote w:type="separator" w:id="-1">
     <w:p>
       <w:r>
@@ -892,7 +2488,7 @@
 </file>
 
 <file path=word/footer1.xml><?xml version="1.0" encoding="utf-8"?>
-<w:ftr xmlns:wpc="http://schemas.microsoft.com/office/word/2010/wordprocessingCanvas" xmlns:cx="http://schemas.microsoft.com/office/drawing/2014/chartex" xmlns:cx1="http://schemas.microsoft.com/office/drawing/2015/9/8/chartex" xmlns:cx2="http://schemas.microsoft.com/office/drawing/2015/10/21/chartex" xmlns:cx3="http://schemas.microsoft.com/office/drawing/2016/5/9/chartex" xmlns:cx4="http://schemas.microsoft.com/office/drawing/2016/5/10/chartex" xmlns:cx5="http://schemas.microsoft.com/office/drawing/2016/5/11/chartex" xmlns:cx6="http://schemas.microsoft.com/office/drawing/2016/5/12/chartex" xmlns:cx7="http://schemas.microsoft.com/office/drawing/2016/5/13/chartex" xmlns:cx8="http://schemas.microsoft.com/office/drawing/2016/5/14/chartex" xmlns:mc="http://schemas.openxmlformats.org/markup-compatibility/2006" xmlns:aink="http://schemas.microsoft.com/office/drawing/2016/ink" xmlns:am3d="http://schemas.microsoft.com/office/drawing/2017/model3d" xmlns:o="urn:schemas-microsoft-com:office:office" xmlns:oel="http://schemas.microsoft.com/office/2019/extlst" xmlns:r="http://schemas.openxmlformats.org/officeDocument/2006/relationships" xmlns:m="http://schemas.openxmlformats.org/officeDocument/2006/math" xmlns:v="urn:schemas-microsoft-com:vml" xmlns:wp14="http://schemas.microsoft.com/office/word/2010/wordprocessingDrawing" xmlns:wp="http://schemas.openxmlformats.org/drawingml/2006/wordprocessingDrawing" xmlns:w10="urn:schemas-microsoft-com:office:word" xmlns:w="http://schemas.openxmlformats.org/wordprocessingml/2006/main" xmlns:w14="http://schemas.microsoft.com/office/word/2010/wordml" xmlns:w15="http://schemas.microsoft.com/office/word/2012/wordml" xmlns:w16cex="http://schemas.microsoft.com/office/word/2018/wordml/cex" xmlns:w16cid="http://schemas.microsoft.com/office/word/2016/wordml/cid" xmlns:w16="http://schemas.microsoft.com/office/word/2018/wordml" xmlns:w16sdtdh="http://schemas.microsoft.com/office/word/2020/wordml/sdtdatahash" xmlns:w16se="http://schemas.microsoft.com/office/word/2015/wordml/symex" xmlns:wpg="http://schemas.microsoft.com/office/word/2010/wordprocessingGroup" xmlns:wpi="http://schemas.microsoft.com/office/word/2010/wordprocessingInk" xmlns:wne="http://schemas.microsoft.com/office/word/2006/wordml" xmlns:wps="http://schemas.microsoft.com/office/word/2010/wordprocessingShape" mc:Ignorable="w14 w15 w16se w16cid w16 w16cex w16sdtdh wp14">
+<w:ftr xmlns:wpc="http://schemas.microsoft.com/office/word/2010/wordprocessingCanvas" xmlns:cx="http://schemas.microsoft.com/office/drawing/2014/chartex" xmlns:cx1="http://schemas.microsoft.com/office/drawing/2015/9/8/chartex" xmlns:cx2="http://schemas.microsoft.com/office/drawing/2015/10/21/chartex" xmlns:cx3="http://schemas.microsoft.com/office/drawing/2016/5/9/chartex" xmlns:cx4="http://schemas.microsoft.com/office/drawing/2016/5/10/chartex" xmlns:cx5="http://schemas.microsoft.com/office/drawing/2016/5/11/chartex" xmlns:cx6="http://schemas.microsoft.com/office/drawing/2016/5/12/chartex" xmlns:cx7="http://schemas.microsoft.com/office/drawing/2016/5/13/chartex" xmlns:cx8="http://schemas.microsoft.com/office/drawing/2016/5/14/chartex" xmlns:mc="http://schemas.openxmlformats.org/markup-compatibility/2006" xmlns:aink="http://schemas.microsoft.com/office/drawing/2016/ink" xmlns:am3d="http://schemas.microsoft.com/office/drawing/2017/model3d" xmlns:o="urn:schemas-microsoft-com:office:office" xmlns:oel="http://schemas.microsoft.com/office/2019/extlst" xmlns:r="http://schemas.openxmlformats.org/officeDocument/2006/relationships" xmlns:m="http://schemas.openxmlformats.org/officeDocument/2006/math" xmlns:v="urn:schemas-microsoft-com:vml" xmlns:wp14="http://schemas.microsoft.com/office/word/2010/wordprocessingDrawing" xmlns:wp="http://schemas.openxmlformats.org/drawingml/2006/wordprocessingDrawing" xmlns:w10="urn:schemas-microsoft-com:office:word" xmlns:w="http://schemas.openxmlformats.org/wordprocessingml/2006/main" xmlns:w14="http://schemas.microsoft.com/office/word/2010/wordml" xmlns:w15="http://schemas.microsoft.com/office/word/2012/wordml" xmlns:w16cex="http://schemas.microsoft.com/office/word/2018/wordml/cex" xmlns:w16cid="http://schemas.microsoft.com/office/word/2016/wordml/cid" xmlns:w16="http://schemas.microsoft.com/office/word/2018/wordml" xmlns:w16du="http://schemas.microsoft.com/office/word/2023/wordml/word16du" xmlns:w16sdtdh="http://schemas.microsoft.com/office/word/2020/wordml/sdtdatahash" xmlns:w16sdtfl="http://schemas.microsoft.com/office/word/2024/wordml/sdtformatlock" xmlns:w16se="http://schemas.microsoft.com/office/word/2015/wordml/symex" xmlns:wpg="http://schemas.microsoft.com/office/word/2010/wordprocessingGroup" xmlns:wpi="http://schemas.microsoft.com/office/word/2010/wordprocessingInk" xmlns:wne="http://schemas.microsoft.com/office/word/2006/wordml" xmlns:wps="http://schemas.microsoft.com/office/word/2010/wordprocessingShape" mc:Ignorable="w14 w15 w16se w16cid w16 w16cex w16sdtdh w16sdtfl w16du wp14">
   <w:p>
     <w:pPr>
       <w:ind w:firstLine="360"/>
@@ -902,7 +2498,7 @@
 </file>
 
 <file path=word/footnotes.xml><?xml version="1.0" encoding="utf-8"?>
-<w:footnotes xmlns:wpc="http://schemas.microsoft.com/office/word/2010/wordprocessingCanvas" xmlns:cx="http://schemas.microsoft.com/office/drawing/2014/chartex" xmlns:cx1="http://schemas.microsoft.com/office/drawing/2015/9/8/chartex" xmlns:cx2="http://schemas.microsoft.com/office/drawing/2015/10/21/chartex" xmlns:cx3="http://schemas.microsoft.com/office/drawing/2016/5/9/chartex" xmlns:cx4="http://schemas.microsoft.com/office/drawing/2016/5/10/chartex" xmlns:cx5="http://schemas.microsoft.com/office/drawing/2016/5/11/chartex" xmlns:cx6="http://schemas.microsoft.com/office/drawing/2016/5/12/chartex" xmlns:cx7="http://schemas.microsoft.com/office/drawing/2016/5/13/chartex" xmlns:cx8="http://schemas.microsoft.com/office/drawing/2016/5/14/chartex" xmlns:mc="http://schemas.openxmlformats.org/markup-compatibility/2006" xmlns:aink="http://schemas.microsoft.com/office/drawing/2016/ink" xmlns:am3d="http://schemas.microsoft.com/office/drawing/2017/model3d" xmlns:o="urn:schemas-microsoft-com:office:office" xmlns:oel="http://schemas.microsoft.com/office/2019/extlst" xmlns:r="http://schemas.openxmlformats.org/officeDocument/2006/relationships" xmlns:m="http://schemas.openxmlformats.org/officeDocument/2006/math" xmlns:v="urn:schemas-microsoft-com:vml" xmlns:wp14="http://schemas.microsoft.com/office/word/2010/wordprocessingDrawing" xmlns:wp="http://schemas.openxmlformats.org/drawingml/2006/wordprocessingDrawing" xmlns:w10="urn:schemas-microsoft-com:office:word" xmlns:w="http://schemas.openxmlformats.org/wordprocessingml/2006/main" xmlns:w14="http://schemas.microsoft.com/office/word/2010/wordml" xmlns:w15="http://schemas.microsoft.com/office/word/2012/wordml" xmlns:w16cex="http://schemas.microsoft.com/office/word/2018/wordml/cex" xmlns:w16cid="http://schemas.microsoft.com/office/word/2016/wordml/cid" xmlns:w16="http://schemas.microsoft.com/office/word/2018/wordml" xmlns:w16sdtdh="http://schemas.microsoft.com/office/word/2020/wordml/sdtdatahash" xmlns:w16se="http://schemas.microsoft.com/office/word/2015/wordml/symex" xmlns:wpg="http://schemas.microsoft.com/office/word/2010/wordprocessingGroup" xmlns:wpi="http://schemas.microsoft.com/office/word/2010/wordprocessingInk" xmlns:wne="http://schemas.microsoft.com/office/word/2006/wordml" xmlns:wps="http://schemas.microsoft.com/office/word/2010/wordprocessingShape" mc:Ignorable="w14 w15 w16se w16cid w16 w16cex w16sdtdh wp14">
+<w:footnotes xmlns:wpc="http://schemas.microsoft.com/office/word/2010/wordprocessingCanvas" xmlns:cx="http://schemas.microsoft.com/office/drawing/2014/chartex" xmlns:cx1="http://schemas.microsoft.com/office/drawing/2015/9/8/chartex" xmlns:cx2="http://schemas.microsoft.com/office/drawing/2015/10/21/chartex" xmlns:cx3="http://schemas.microsoft.com/office/drawing/2016/5/9/chartex" xmlns:cx4="http://schemas.microsoft.com/office/drawing/2016/5/10/chartex" xmlns:cx5="http://schemas.microsoft.com/office/drawing/2016/5/11/chartex" xmlns:cx6="http://schemas.microsoft.com/office/drawing/2016/5/12/chartex" xmlns:cx7="http://schemas.microsoft.com/office/drawing/2016/5/13/chartex" xmlns:cx8="http://schemas.microsoft.com/office/drawing/2016/5/14/chartex" xmlns:mc="http://schemas.openxmlformats.org/markup-compatibility/2006" xmlns:aink="http://schemas.microsoft.com/office/drawing/2016/ink" xmlns:am3d="http://schemas.microsoft.com/office/drawing/2017/model3d" xmlns:o="urn:schemas-microsoft-com:office:office" xmlns:oel="http://schemas.microsoft.com/office/2019/extlst" xmlns:r="http://schemas.openxmlformats.org/officeDocument/2006/relationships" xmlns:m="http://schemas.openxmlformats.org/officeDocument/2006/math" xmlns:v="urn:schemas-microsoft-com:vml" xmlns:wp14="http://schemas.microsoft.com/office/word/2010/wordprocessingDrawing" xmlns:wp="http://schemas.openxmlformats.org/drawingml/2006/wordprocessingDrawing" xmlns:w10="urn:schemas-microsoft-com:office:word" xmlns:w="http://schemas.openxmlformats.org/wordprocessingml/2006/main" xmlns:w14="http://schemas.microsoft.com/office/word/2010/wordml" xmlns:w15="http://schemas.microsoft.com/office/word/2012/wordml" xmlns:w16cex="http://schemas.microsoft.com/office/word/2018/wordml/cex" xmlns:w16cid="http://schemas.microsoft.com/office/word/2016/wordml/cid" xmlns:w16="http://schemas.microsoft.com/office/word/2018/wordml" xmlns:w16du="http://schemas.microsoft.com/office/word/2023/wordml/word16du" xmlns:w16sdtdh="http://schemas.microsoft.com/office/word/2020/wordml/sdtdatahash" xmlns:w16sdtfl="http://schemas.microsoft.com/office/word/2024/wordml/sdtformatlock" xmlns:w16se="http://schemas.microsoft.com/office/word/2015/wordml/symex" xmlns:wpg="http://schemas.microsoft.com/office/word/2010/wordprocessingGroup" xmlns:wpi="http://schemas.microsoft.com/office/word/2010/wordprocessingInk" xmlns:wne="http://schemas.microsoft.com/office/word/2006/wordml" xmlns:wps="http://schemas.microsoft.com/office/word/2010/wordprocessingShape" mc:Ignorable="w14 w15 w16se w16cid w16 w16cex w16sdtdh w16sdtfl w16du wp14">
   <w:footnote w:type="separator" w:id="-1">
     <w:p>
       <w:r>
@@ -921,7 +2517,7 @@
 </file>
 
 <file path=word/header1.xml><?xml version="1.0" encoding="utf-8"?>
-<w:hdr xmlns:wpc="http://schemas.microsoft.com/office/word/2010/wordprocessingCanvas" xmlns:cx="http://schemas.microsoft.com/office/drawing/2014/chartex" xmlns:cx1="http://schemas.microsoft.com/office/drawing/2015/9/8/chartex" xmlns:cx2="http://schemas.microsoft.com/office/drawing/2015/10/21/chartex" xmlns:cx3="http://schemas.microsoft.com/office/drawing/2016/5/9/chartex" xmlns:cx4="http://schemas.microsoft.com/office/drawing/2016/5/10/chartex" xmlns:cx5="http://schemas.microsoft.com/office/drawing/2016/5/11/chartex" xmlns:cx6="http://schemas.microsoft.com/office/drawing/2016/5/12/chartex" xmlns:cx7="http://schemas.microsoft.com/office/drawing/2016/5/13/chartex" xmlns:cx8="http://schemas.microsoft.com/office/drawing/2016/5/14/chartex" xmlns:mc="http://schemas.openxmlformats.org/markup-compatibility/2006" xmlns:aink="http://schemas.microsoft.com/office/drawing/2016/ink" xmlns:am3d="http://schemas.microsoft.com/office/drawing/2017/model3d" xmlns:o="urn:schemas-microsoft-com:office:office" xmlns:oel="http://schemas.microsoft.com/office/2019/extlst" xmlns:r="http://schemas.openxmlformats.org/officeDocument/2006/relationships" xmlns:m="http://schemas.openxmlformats.org/officeDocument/2006/math" xmlns:v="urn:schemas-microsoft-com:vml" xmlns:wp14="http://schemas.microsoft.com/office/word/2010/wordprocessingDrawing" xmlns:wp="http://schemas.openxmlformats.org/drawingml/2006/wordprocessingDrawing" xmlns:w10="urn:schemas-microsoft-com:office:word" xmlns:w="http://schemas.openxmlformats.org/wordprocessingml/2006/main" xmlns:w14="http://schemas.microsoft.com/office/word/2010/wordml" xmlns:w15="http://schemas.microsoft.com/office/word/2012/wordml" xmlns:w16cex="http://schemas.microsoft.com/office/word/2018/wordml/cex" xmlns:w16cid="http://schemas.microsoft.com/office/word/2016/wordml/cid" xmlns:w16="http://schemas.microsoft.com/office/word/2018/wordml" xmlns:w16sdtdh="http://schemas.microsoft.com/office/word/2020/wordml/sdtdatahash" xmlns:w16se="http://schemas.microsoft.com/office/word/2015/wordml/symex" xmlns:wpg="http://schemas.microsoft.com/office/word/2010/wordprocessingGroup" xmlns:wpi="http://schemas.microsoft.com/office/word/2010/wordprocessingInk" xmlns:wne="http://schemas.microsoft.com/office/word/2006/wordml" xmlns:wps="http://schemas.microsoft.com/office/word/2010/wordprocessingShape" mc:Ignorable="w14 w15 w16se w16cid w16 w16cex w16sdtdh wp14">
+<w:hdr xmlns:wpc="http://schemas.microsoft.com/office/word/2010/wordprocessingCanvas" xmlns:cx="http://schemas.microsoft.com/office/drawing/2014/chartex" xmlns:cx1="http://schemas.microsoft.com/office/drawing/2015/9/8/chartex" xmlns:cx2="http://schemas.microsoft.com/office/drawing/2015/10/21/chartex" xmlns:cx3="http://schemas.microsoft.com/office/drawing/2016/5/9/chartex" xmlns:cx4="http://schemas.microsoft.com/office/drawing/2016/5/10/chartex" xmlns:cx5="http://schemas.microsoft.com/office/drawing/2016/5/11/chartex" xmlns:cx6="http://schemas.microsoft.com/office/drawing/2016/5/12/chartex" xmlns:cx7="http://schemas.microsoft.com/office/drawing/2016/5/13/chartex" xmlns:cx8="http://schemas.microsoft.com/office/drawing/2016/5/14/chartex" xmlns:mc="http://schemas.openxmlformats.org/markup-compatibility/2006" xmlns:aink="http://schemas.microsoft.com/office/drawing/2016/ink" xmlns:am3d="http://schemas.microsoft.com/office/drawing/2017/model3d" xmlns:o="urn:schemas-microsoft-com:office:office" xmlns:oel="http://schemas.microsoft.com/office/2019/extlst" xmlns:r="http://schemas.openxmlformats.org/officeDocument/2006/relationships" xmlns:m="http://schemas.openxmlformats.org/officeDocument/2006/math" xmlns:v="urn:schemas-microsoft-com:vml" xmlns:wp14="http://schemas.microsoft.com/office/word/2010/wordprocessingDrawing" xmlns:wp="http://schemas.openxmlformats.org/drawingml/2006/wordprocessingDrawing" xmlns:w10="urn:schemas-microsoft-com:office:word" xmlns:w="http://schemas.openxmlformats.org/wordprocessingml/2006/main" xmlns:w14="http://schemas.microsoft.com/office/word/2010/wordml" xmlns:w15="http://schemas.microsoft.com/office/word/2012/wordml" xmlns:w16cex="http://schemas.microsoft.com/office/word/2018/wordml/cex" xmlns:w16cid="http://schemas.microsoft.com/office/word/2016/wordml/cid" xmlns:w16="http://schemas.microsoft.com/office/word/2018/wordml" xmlns:w16du="http://schemas.microsoft.com/office/word/2023/wordml/word16du" xmlns:w16sdtdh="http://schemas.microsoft.com/office/word/2020/wordml/sdtdatahash" xmlns:w16sdtfl="http://schemas.microsoft.com/office/word/2024/wordml/sdtformatlock" xmlns:w16se="http://schemas.microsoft.com/office/word/2015/wordml/symex" xmlns:wpg="http://schemas.microsoft.com/office/word/2010/wordprocessingGroup" xmlns:wpi="http://schemas.microsoft.com/office/word/2010/wordprocessingInk" xmlns:wne="http://schemas.microsoft.com/office/word/2006/wordml" xmlns:wps="http://schemas.microsoft.com/office/word/2010/wordprocessingShape" mc:Ignorable="w14 w15 w16se w16cid w16 w16cex w16sdtdh w16sdtfl w16du wp14">
   <w:p>
     <w:pPr>
       <w:ind w:firstLine="360"/>
@@ -931,7 +2527,7 @@
 </file>
 
 <file path=word/numbering.xml><?xml version="1.0" encoding="utf-8"?>
-<w:numbering xmlns:wpc="http://schemas.microsoft.com/office/word/2010/wordprocessingCanvas" xmlns:cx="http://schemas.microsoft.com/office/drawing/2014/chartex" xmlns:cx1="http://schemas.microsoft.com/office/drawing/2015/9/8/chartex" xmlns:cx2="http://schemas.microsoft.com/office/drawing/2015/10/21/chartex" xmlns:cx3="http://schemas.microsoft.com/office/drawing/2016/5/9/chartex" xmlns:cx4="http://schemas.microsoft.com/office/drawing/2016/5/10/chartex" xmlns:cx5="http://schemas.microsoft.com/office/drawing/2016/5/11/chartex" xmlns:cx6="http://schemas.microsoft.com/office/drawing/2016/5/12/chartex" xmlns:cx7="http://schemas.microsoft.com/office/drawing/2016/5/13/chartex" xmlns:cx8="http://schemas.microsoft.com/office/drawing/2016/5/14/chartex" xmlns:mc="http://schemas.openxmlformats.org/markup-compatibility/2006" xmlns:aink="http://schemas.microsoft.com/office/drawing/2016/ink" xmlns:am3d="http://schemas.microsoft.com/office/drawing/2017/model3d" xmlns:o="urn:schemas-microsoft-com:office:office" xmlns:oel="http://schemas.microsoft.com/office/2019/extlst" xmlns:r="http://schemas.openxmlformats.org/officeDocument/2006/relationships" xmlns:m="http://schemas.openxmlformats.org/officeDocument/2006/math" xmlns:v="urn:schemas-microsoft-com:vml" xmlns:wp14="http://schemas.microsoft.com/office/word/2010/wordprocessingDrawing" xmlns:wp="http://schemas.openxmlformats.org/drawingml/2006/wordprocessingDrawing" xmlns:w10="urn:schemas-microsoft-com:office:word" xmlns:w="http://schemas.openxmlformats.org/wordprocessingml/2006/main" xmlns:w14="http://schemas.microsoft.com/office/word/2010/wordml" xmlns:w15="http://schemas.microsoft.com/office/word/2012/wordml" xmlns:w16cex="http://schemas.microsoft.com/office/word/2018/wordml/cex" xmlns:w16cid="http://schemas.microsoft.com/office/word/2016/wordml/cid" xmlns:w16="http://schemas.microsoft.com/office/word/2018/wordml" xmlns:w16sdtdh="http://schemas.microsoft.com/office/word/2020/wordml/sdtdatahash" xmlns:w16se="http://schemas.microsoft.com/office/word/2015/wordml/symex" xmlns:wpg="http://schemas.microsoft.com/office/word/2010/wordprocessingGroup" xmlns:wpi="http://schemas.microsoft.com/office/word/2010/wordprocessingInk" xmlns:wne="http://schemas.microsoft.com/office/word/2006/wordml" xmlns:wps="http://schemas.microsoft.com/office/word/2010/wordprocessingShape" mc:Ignorable="w14 w15 w16se w16cid w16 w16cex w16sdtdh wp14">
+<w:numbering xmlns:wpc="http://schemas.microsoft.com/office/word/2010/wordprocessingCanvas" xmlns:cx="http://schemas.microsoft.com/office/drawing/2014/chartex" xmlns:cx1="http://schemas.microsoft.com/office/drawing/2015/9/8/chartex" xmlns:cx2="http://schemas.microsoft.com/office/drawing/2015/10/21/chartex" xmlns:cx3="http://schemas.microsoft.com/office/drawing/2016/5/9/chartex" xmlns:cx4="http://schemas.microsoft.com/office/drawing/2016/5/10/chartex" xmlns:cx5="http://schemas.microsoft.com/office/drawing/2016/5/11/chartex" xmlns:cx6="http://schemas.microsoft.com/office/drawing/2016/5/12/chartex" xmlns:cx7="http://schemas.microsoft.com/office/drawing/2016/5/13/chartex" xmlns:cx8="http://schemas.microsoft.com/office/drawing/2016/5/14/chartex" xmlns:mc="http://schemas.openxmlformats.org/markup-compatibility/2006" xmlns:aink="http://schemas.microsoft.com/office/drawing/2016/ink" xmlns:am3d="http://schemas.microsoft.com/office/drawing/2017/model3d" xmlns:o="urn:schemas-microsoft-com:office:office" xmlns:oel="http://schemas.microsoft.com/office/2019/extlst" xmlns:r="http://schemas.openxmlformats.org/officeDocument/2006/relationships" xmlns:m="http://schemas.openxmlformats.org/officeDocument/2006/math" xmlns:v="urn:schemas-microsoft-com:vml" xmlns:wp14="http://schemas.microsoft.com/office/word/2010/wordprocessingDrawing" xmlns:wp="http://schemas.openxmlformats.org/drawingml/2006/wordprocessingDrawing" xmlns:w10="urn:schemas-microsoft-com:office:word" xmlns:w="http://schemas.openxmlformats.org/wordprocessingml/2006/main" xmlns:w14="http://schemas.microsoft.com/office/word/2010/wordml" xmlns:w15="http://schemas.microsoft.com/office/word/2012/wordml" xmlns:w16cex="http://schemas.microsoft.com/office/word/2018/wordml/cex" xmlns:w16cid="http://schemas.microsoft.com/office/word/2016/wordml/cid" xmlns:w16="http://schemas.microsoft.com/office/word/2018/wordml" xmlns:w16du="http://schemas.microsoft.com/office/word/2023/wordml/word16du" xmlns:w16sdtdh="http://schemas.microsoft.com/office/word/2020/wordml/sdtdatahash" xmlns:w16sdtfl="http://schemas.microsoft.com/office/word/2024/wordml/sdtformatlock" xmlns:w16se="http://schemas.microsoft.com/office/word/2015/wordml/symex" xmlns:wpg="http://schemas.microsoft.com/office/word/2010/wordprocessingGroup" xmlns:wpi="http://schemas.microsoft.com/office/word/2010/wordprocessingInk" xmlns:wne="http://schemas.microsoft.com/office/word/2006/wordml" xmlns:wps="http://schemas.microsoft.com/office/word/2010/wordprocessingShape" mc:Ignorable="w14 w15 w16se w16cid w16 w16cex w16sdtdh w16sdtfl w16du wp14">
   <w:abstractNum w:abstractNumId="0" w15:restartNumberingAfterBreak="0">
     <w:nsid w:val="FFFFFF7E"/>
     <w:multiLevelType w:val="singleLevel"/>
@@ -7393,7 +8989,7 @@
 </file>
 
 <file path=word/styles.xml><?xml version="1.0" encoding="utf-8"?>
-<w:styles xmlns:mc="http://schemas.openxmlformats.org/markup-compatibility/2006" xmlns:r="http://schemas.openxmlformats.org/officeDocument/2006/relationships" xmlns:w="http://schemas.openxmlformats.org/wordprocessingml/2006/main" xmlns:w14="http://schemas.microsoft.com/office/word/2010/wordml" xmlns:w15="http://schemas.microsoft.com/office/word/2012/wordml" xmlns:w16cex="http://schemas.microsoft.com/office/word/2018/wordml/cex" xmlns:w16cid="http://schemas.microsoft.com/office/word/2016/wordml/cid" xmlns:w16="http://schemas.microsoft.com/office/word/2018/wordml" xmlns:w16sdtdh="http://schemas.microsoft.com/office/word/2020/wordml/sdtdatahash" xmlns:w16se="http://schemas.microsoft.com/office/word/2015/wordml/symex" mc:Ignorable="w14 w15 w16se w16cid w16 w16cex w16sdtdh">
+<w:styles xmlns:mc="http://schemas.openxmlformats.org/markup-compatibility/2006" xmlns:r="http://schemas.openxmlformats.org/officeDocument/2006/relationships" xmlns:w="http://schemas.openxmlformats.org/wordprocessingml/2006/main" xmlns:w14="http://schemas.microsoft.com/office/word/2010/wordml" xmlns:w15="http://schemas.microsoft.com/office/word/2012/wordml" xmlns:w16cex="http://schemas.microsoft.com/office/word/2018/wordml/cex" xmlns:w16cid="http://schemas.microsoft.com/office/word/2016/wordml/cid" xmlns:w16="http://schemas.microsoft.com/office/word/2018/wordml" xmlns:w16du="http://schemas.microsoft.com/office/word/2023/wordml/word16du" xmlns:w16sdtdh="http://schemas.microsoft.com/office/word/2020/wordml/sdtdatahash" xmlns:w16sdtfl="http://schemas.microsoft.com/office/word/2024/wordml/sdtformatlock" xmlns:w16se="http://schemas.microsoft.com/office/word/2015/wordml/symex" mc:Ignorable="w14 w15 w16se w16cid w16 w16cex w16sdtdh w16sdtfl w16du">
   <w:docDefaults>
     <w:rPrDefault>
       <w:rPr>
@@ -17107,6 +18703,34 @@
       <w:color w:val="666666"/>
     </w:rPr>
   </w:style>
+  <w:style w:type="table" w:customStyle="1" w:styleId="RC">
+    <w:name w:val="RC表格样式"/>
+    <w:basedOn w:val="ac"/>
+    <w:uiPriority w:val="99"/>
+    <w:qFormat/>
+    <w:rsid w:val="002B61BD"/>
+    <w:pPr>
+      <w:spacing w:line="300" w:lineRule="auto"/>
+      <w:jc w:val="center"/>
+    </w:pPr>
+    <w:rPr>
+      <w:sz w:val="21"/>
+      <w:szCs w:val="22"/>
+    </w:rPr>
+    <w:tblPr>
+      <w:tblBorders>
+        <w:top w:val="single" w:sz="12" w:space="0" w:color="auto"/>
+        <w:left w:val="single" w:sz="12" w:space="0" w:color="auto"/>
+        <w:bottom w:val="single" w:sz="12" w:space="0" w:color="auto"/>
+        <w:right w:val="single" w:sz="12" w:space="0" w:color="auto"/>
+        <w:insideH w:val="single" w:sz="4" w:space="0" w:color="auto"/>
+        <w:insideV w:val="single" w:sz="4" w:space="0" w:color="auto"/>
+      </w:tblBorders>
+    </w:tblPr>
+    <w:tcPr>
+      <w:vAlign w:val="center"/>
+    </w:tcPr>
+  </w:style>
 </w:styles>
 </file>
 
